--- a/SigSparse_Sampath_TA_Report.docx
+++ b/SigSparse_Sampath_TA_Report.docx
@@ -10,21 +10,12 @@
           <w:bCs/>
         </w:rPr>
       </w:pPr>
-      <w:proofErr w:type="spellStart"/>
-      <w:r>
-        <w:rPr>
-          <w:b/>
-          <w:bCs/>
-        </w:rPr>
-        <w:t>SigSparse</w:t>
-      </w:r>
-      <w:proofErr w:type="spellEnd"/>
-      <w:r>
-        <w:rPr>
-          <w:b/>
-          <w:bCs/>
-        </w:rPr>
-        <w:t xml:space="preserve"> - </w:t>
+      <w:r>
+        <w:rPr>
+          <w:b/>
+          <w:bCs/>
+        </w:rPr>
+        <w:t xml:space="preserve">SigSparse - </w:t>
       </w:r>
       <w:r>
         <w:rPr>
@@ -106,7 +97,7 @@
     <w:p>
       <w:r>
         <w:pict w14:anchorId="318260CD">
-          <v:rect id="_x0000_i1122" style="width:0;height:1.5pt" o:hralign="center" o:hrstd="t" o:hr="t" fillcolor="#a0a0a0" stroked="f"/>
+          <v:rect id="_x0000_i1025" style="width:0;height:1.5pt" o:hralign="center" o:hrstd="t" o:hr="t" fillcolor="#a0a0a0" stroked="f"/>
         </w:pict>
       </w:r>
     </w:p>
@@ -138,7 +129,7 @@
     <w:p>
       <w:r>
         <w:pict w14:anchorId="71C863B3">
-          <v:rect id="_x0000_i1123" style="width:0;height:1.5pt" o:hralign="center" o:hrstd="t" o:hr="t" fillcolor="#a0a0a0" stroked="f"/>
+          <v:rect id="_x0000_i1026" style="width:0;height:1.5pt" o:hralign="center" o:hrstd="t" o:hr="t" fillcolor="#a0a0a0" stroked="f"/>
         </w:pict>
       </w:r>
     </w:p>
@@ -209,25 +200,12 @@
     </w:p>
     <w:p>
       <w:r>
-        <w:t>g = sigmoid(</w:t>
-      </w:r>
-      <w:proofErr w:type="spellStart"/>
-      <w:r>
-        <w:t>g_score</w:t>
-      </w:r>
-      <w:proofErr w:type="spellEnd"/>
-      <w:r>
-        <w:t>)</w:t>
-      </w:r>
-    </w:p>
-    <w:p>
-      <w:proofErr w:type="spellStart"/>
-      <w:r>
-        <w:t>W_pruned</w:t>
-      </w:r>
-      <w:proofErr w:type="spellEnd"/>
-      <w:r>
-        <w:t xml:space="preserve"> = W </w:t>
+        <w:t>g = sigmoid(g_score)</w:t>
+      </w:r>
+    </w:p>
+    <w:p>
+      <w:r>
+        <w:t xml:space="preserve">W_pruned = W </w:t>
       </w:r>
       <w:r>
         <w:rPr>
@@ -257,7 +235,7 @@
     <w:p>
       <w:r>
         <w:pict w14:anchorId="2FA5B1F4">
-          <v:rect id="_x0000_i1124" style="width:0;height:1.5pt" o:hralign="center" o:hrstd="t" o:hr="t" fillcolor="#a0a0a0" stroked="f"/>
+          <v:rect id="_x0000_i1027" style="width:0;height:1.5pt" o:hralign="center" o:hrstd="t" o:hr="t" fillcolor="#a0a0a0" stroked="f"/>
         </w:pict>
       </w:r>
     </w:p>
@@ -329,6 +307,9 @@
         <w:jc w:val="center"/>
       </w:pPr>
       <w:r>
+        <w:rPr>
+          <w:noProof/>
+        </w:rPr>
         <w:lastRenderedPageBreak/>
         <w:drawing>
           <wp:inline distT="0" distB="0" distL="0" distR="0" wp14:anchorId="51315579" wp14:editId="1A07139F">
@@ -374,7 +355,7 @@
     <w:p>
       <w:r>
         <w:pict w14:anchorId="02A8B516">
-          <v:rect id="_x0000_i1125" style="width:0;height:1.5pt" o:hralign="center" o:hrstd="t" o:hr="t" fillcolor="#a0a0a0" stroked="f"/>
+          <v:rect id="_x0000_i1028" style="width:0;height:1.5pt" o:hralign="center" o:hrstd="t" o:hr="t" fillcolor="#a0a0a0" stroked="f"/>
         </w:pict>
       </w:r>
     </w:p>
@@ -390,23 +371,7 @@
           <w:b/>
           <w:bCs/>
         </w:rPr>
-        <w:t xml:space="preserve">3.2 Custom </w:t>
-      </w:r>
-      <w:proofErr w:type="spellStart"/>
-      <w:r>
-        <w:rPr>
-          <w:b/>
-          <w:bCs/>
-        </w:rPr>
-        <w:t>Prunable</w:t>
-      </w:r>
-      <w:proofErr w:type="spellEnd"/>
-      <w:r>
-        <w:rPr>
-          <w:b/>
-          <w:bCs/>
-        </w:rPr>
-        <w:t xml:space="preserve"> Layer</w:t>
+        <w:t>3.2 Custom Prunable Layer</w:t>
       </w:r>
     </w:p>
     <w:p>
@@ -444,13 +409,8 @@
         </w:numPr>
       </w:pPr>
       <w:r>
-        <w:t xml:space="preserve">learnable </w:t>
-      </w:r>
-      <w:proofErr w:type="spellStart"/>
-      <w:r>
-        <w:t>gate_scores</w:t>
-      </w:r>
-      <w:proofErr w:type="spellEnd"/>
+        <w:t>learnable gate_scores</w:t>
+      </w:r>
     </w:p>
     <w:p>
       <w:pPr>
@@ -482,7 +442,7 @@
     <w:p>
       <w:r>
         <w:pict w14:anchorId="1D37BF7F">
-          <v:rect id="_x0000_i1126" style="width:0;height:1.5pt" o:hralign="center" o:hrstd="t" o:hr="t" fillcolor="#a0a0a0" stroked="f"/>
+          <v:rect id="_x0000_i1029" style="width:0;height:1.5pt" o:hralign="center" o:hrstd="t" o:hr="t" fillcolor="#a0a0a0" stroked="f"/>
         </w:pict>
       </w:r>
     </w:p>
@@ -513,15 +473,7 @@
         <w:t>feed-forward neural network</w:t>
       </w:r>
       <w:r>
-        <w:t xml:space="preserve"> that uses custom </w:t>
-      </w:r>
-      <w:proofErr w:type="spellStart"/>
-      <w:r>
-        <w:t>prunable</w:t>
-      </w:r>
-      <w:proofErr w:type="spellEnd"/>
-      <w:r>
-        <w:t xml:space="preserve"> layers to enable learnable weight suppression.</w:t>
+        <w:t xml:space="preserve"> that uses custom prunable layers to enable learnable weight suppression.</w:t>
       </w:r>
     </w:p>
     <w:p>
@@ -572,33 +524,16 @@
           <w:numId w:val="24"/>
         </w:numPr>
       </w:pPr>
-      <w:proofErr w:type="spellStart"/>
-      <w:r>
-        <w:rPr>
-          <w:b/>
-          <w:bCs/>
-        </w:rPr>
-        <w:t>PrunableLinear</w:t>
-      </w:r>
-      <w:proofErr w:type="spellEnd"/>
-      <w:r>
-        <w:rPr>
-          <w:b/>
-          <w:bCs/>
-        </w:rPr>
-        <w:t xml:space="preserve"> Layers:</w:t>
+      <w:r>
+        <w:rPr>
+          <w:b/>
+          <w:bCs/>
+        </w:rPr>
+        <w:t>PrunableLinear Layers:</w:t>
       </w:r>
       <w:r>
         <w:br/>
-        <w:t xml:space="preserve">The network consists of multiple custom </w:t>
-      </w:r>
-      <w:proofErr w:type="spellStart"/>
-      <w:r>
-        <w:t>PrunableLinear</w:t>
-      </w:r>
-      <w:proofErr w:type="spellEnd"/>
-      <w:r>
-        <w:t xml:space="preserve"> layers. Each layer contains:</w:t>
+        <w:t>The network consists of multiple custom PrunableLinear layers. Each layer contains:</w:t>
       </w:r>
     </w:p>
     <w:p>
@@ -620,15 +555,7 @@
         </w:numPr>
       </w:pPr>
       <w:r>
-        <w:t xml:space="preserve">an additional learnable parameter called </w:t>
-      </w:r>
-      <w:proofErr w:type="spellStart"/>
-      <w:r>
-        <w:t>gate_scores</w:t>
-      </w:r>
-      <w:proofErr w:type="spellEnd"/>
-      <w:r>
-        <w:t xml:space="preserve"> </w:t>
+        <w:t xml:space="preserve">an additional learnable parameter called gate_scores </w:t>
       </w:r>
     </w:p>
     <w:p>
@@ -721,9 +648,6 @@
             <m:t>=W⊙g</m:t>
           </m:r>
           <m:r>
-            <w:rPr>
-              <w:i/>
-            </w:rPr>
             <w:br/>
           </m:r>
         </m:oMath>
@@ -741,42 +665,17 @@
           <w:numId w:val="24"/>
         </w:numPr>
       </w:pPr>
-      <w:proofErr w:type="spellStart"/>
       <w:r>
         <w:rPr>
           <w:b/>
           <w:bCs/>
         </w:rPr>
         <w:lastRenderedPageBreak/>
-        <w:t>ReLU</w:t>
-      </w:r>
-      <w:proofErr w:type="spellEnd"/>
-      <w:r>
-        <w:rPr>
-          <w:b/>
-          <w:bCs/>
-        </w:rPr>
-        <w:t xml:space="preserve"> Activation:</w:t>
+        <w:t>ReLU Activation:</w:t>
       </w:r>
       <w:r>
         <w:br/>
-        <w:t xml:space="preserve">After each hidden </w:t>
-      </w:r>
-      <w:proofErr w:type="spellStart"/>
-      <w:r>
-        <w:t>prunable</w:t>
-      </w:r>
-      <w:proofErr w:type="spellEnd"/>
-      <w:r>
-        <w:t xml:space="preserve"> layer, a </w:t>
-      </w:r>
-      <w:proofErr w:type="spellStart"/>
-      <w:r>
-        <w:t>ReLU</w:t>
-      </w:r>
-      <w:proofErr w:type="spellEnd"/>
-      <w:r>
-        <w:t xml:space="preserve"> activation function is applied. This introduces non-linearity, enabling the network to learn complex patterns beyond simple linear relationships. </w:t>
+        <w:t xml:space="preserve">After each hidden prunable layer, a ReLU activation function is applied. This introduces non-linearity, enabling the network to learn complex patterns beyond simple linear relationships. </w:t>
       </w:r>
     </w:p>
     <w:p>
@@ -795,15 +694,7 @@
       </w:r>
       <w:r>
         <w:br/>
-        <w:t xml:space="preserve">The last </w:t>
-      </w:r>
-      <w:proofErr w:type="spellStart"/>
-      <w:r>
-        <w:t>prunable</w:t>
-      </w:r>
-      <w:proofErr w:type="spellEnd"/>
-      <w:r>
-        <w:t xml:space="preserve"> layer maps the learned features to 10 output neurons, corresponding to the 10 CIFAR-10 classes. The output represents raw class scores (logits), which are later used to compute classification loss.</w:t>
+        <w:t>The last prunable layer maps the learned features to 10 output neurons, corresponding to the 10 CIFAR-10 classes. The output represents raw class scores (logits), which are later used to compute classification loss.</w:t>
       </w:r>
     </w:p>
     <w:p>
@@ -812,10 +703,10 @@
       </w:pPr>
       <w:r>
         <w:drawing>
-          <wp:inline distT="0" distB="0" distL="0" distR="0" wp14:anchorId="3522F40F" wp14:editId="3DB9749F">
-            <wp:extent cx="5039440" cy="7162800"/>
-            <wp:effectExtent l="0" t="0" r="8890" b="0"/>
-            <wp:docPr id="1742496514" name="Picture 1"/>
+          <wp:inline distT="0" distB="0" distL="0" distR="0" wp14:anchorId="70049363" wp14:editId="7A9723FD">
+            <wp:extent cx="5277587" cy="7125694"/>
+            <wp:effectExtent l="0" t="0" r="0" b="0"/>
+            <wp:docPr id="225832418" name="Picture 1"/>
             <wp:cNvGraphicFramePr>
               <a:graphicFrameLocks xmlns:a="http://schemas.openxmlformats.org/drawingml/2006/main" noChangeAspect="1"/>
             </wp:cNvGraphicFramePr>
@@ -823,7 +714,7 @@
               <a:graphicData uri="http://schemas.openxmlformats.org/drawingml/2006/picture">
                 <pic:pic xmlns:pic="http://schemas.openxmlformats.org/drawingml/2006/picture">
                   <pic:nvPicPr>
-                    <pic:cNvPr id="1742496514" name=""/>
+                    <pic:cNvPr id="225832418" name=""/>
                     <pic:cNvPicPr/>
                   </pic:nvPicPr>
                   <pic:blipFill>
@@ -835,7 +726,7 @@
                   <pic:spPr>
                     <a:xfrm>
                       <a:off x="0" y="0"/>
-                      <a:ext cx="5049845" cy="7177589"/>
+                      <a:ext cx="5277587" cy="7125694"/>
                     </a:xfrm>
                     <a:prstGeom prst="rect">
                       <a:avLst/>
@@ -887,15 +778,7 @@
         </w:numPr>
       </w:pPr>
       <w:r>
-        <w:t xml:space="preserve">Loss: </w:t>
-      </w:r>
-      <w:proofErr w:type="spellStart"/>
-      <w:r>
-        <w:t>CrossEntropy</w:t>
-      </w:r>
-      <w:proofErr w:type="spellEnd"/>
-      <w:r>
-        <w:t xml:space="preserve"> + λ × Sparsity Loss</w:t>
+        <w:t>Loss: CrossEntropy + λ × Sparsity Loss</w:t>
       </w:r>
     </w:p>
     <w:p>
@@ -960,6 +843,7 @@
       <w:r>
         <w:rPr>
           <w:rFonts w:ascii="Segoe UI Emoji" w:hAnsi="Segoe UI Emoji" w:cs="Segoe UI Emoji"/>
+          <w:noProof/>
         </w:rPr>
         <w:drawing>
           <wp:inline distT="0" distB="0" distL="0" distR="0" wp14:anchorId="329CFF8F" wp14:editId="4C04D00A">
@@ -1005,7 +889,7 @@
     <w:p>
       <w:r>
         <w:pict w14:anchorId="47A7F984">
-          <v:rect id="_x0000_i1128" style="width:0;height:1.5pt" o:hralign="center" o:hrstd="t" o:hr="t" fillcolor="#a0a0a0" stroked="f"/>
+          <v:rect id="_x0000_i1030" style="width:0;height:1.5pt" o:hralign="center" o:hrstd="t" o:hr="t" fillcolor="#a0a0a0" stroked="f"/>
         </w:pict>
       </w:r>
     </w:p>
@@ -1325,6 +1209,9 @@
         <w:jc w:val="center"/>
       </w:pPr>
       <w:r>
+        <w:rPr>
+          <w:noProof/>
+        </w:rPr>
         <w:drawing>
           <wp:inline distT="0" distB="0" distL="0" distR="0" wp14:anchorId="1EFD184B" wp14:editId="6E99C8F0">
             <wp:extent cx="3077004" cy="6030167"/>
@@ -1369,7 +1256,7 @@
     <w:p>
       <w:r>
         <w:pict w14:anchorId="121C23AF">
-          <v:rect id="_x0000_i1129" style="width:0;height:1.5pt" o:hralign="center" o:hrstd="t" o:hr="t" fillcolor="#a0a0a0" stroked="f"/>
+          <v:rect id="_x0000_i1031" style="width:0;height:1.5pt" o:hralign="center" o:hrstd="t" o:hr="t" fillcolor="#a0a0a0" stroked="f"/>
         </w:pict>
       </w:r>
     </w:p>
@@ -1499,7 +1386,7 @@
     <w:p>
       <w:r>
         <w:pict w14:anchorId="5C91A52C">
-          <v:rect id="_x0000_i1130" style="width:0;height:1.5pt" o:hralign="center" o:hrstd="t" o:hr="t" fillcolor="#a0a0a0" stroked="f"/>
+          <v:rect id="_x0000_i1032" style="width:0;height:1.5pt" o:hralign="center" o:hrstd="t" o:hr="t" fillcolor="#a0a0a0" stroked="f"/>
         </w:pict>
       </w:r>
     </w:p>
@@ -1520,23 +1407,7 @@
     </w:p>
     <w:p>
       <w:r>
-        <w:t xml:space="preserve">A histogram of gate values was used to </w:t>
-      </w:r>
-      <w:proofErr w:type="spellStart"/>
-      <w:r>
-        <w:t>analyze</w:t>
-      </w:r>
-      <w:proofErr w:type="spellEnd"/>
-      <w:r>
-        <w:t xml:space="preserve"> pruning </w:t>
-      </w:r>
-      <w:proofErr w:type="spellStart"/>
-      <w:r>
-        <w:t>behavior</w:t>
-      </w:r>
-      <w:proofErr w:type="spellEnd"/>
-      <w:r>
-        <w:t>.</w:t>
+        <w:t>A histogram of gate values was used to analyze pruning behavior.</w:t>
       </w:r>
     </w:p>
     <w:p>
@@ -1544,6 +1415,9 @@
         <w:jc w:val="center"/>
       </w:pPr>
       <w:r>
+        <w:rPr>
+          <w:noProof/>
+        </w:rPr>
         <w:drawing>
           <wp:inline distT="0" distB="0" distL="0" distR="0" wp14:anchorId="4B767784" wp14:editId="7FB5962C">
             <wp:extent cx="5731510" cy="3458210"/>
@@ -1636,7 +1510,7 @@
     <w:p>
       <w:r>
         <w:pict w14:anchorId="5A7A7674">
-          <v:rect id="_x0000_i1131" style="width:0;height:1.5pt" o:hralign="center" o:hrstd="t" o:hr="t" fillcolor="#a0a0a0" stroked="f"/>
+          <v:rect id="_x0000_i1033" style="width:0;height:1.5pt" o:hralign="center" o:hrstd="t" o:hr="t" fillcolor="#a0a0a0" stroked="f"/>
         </w:pict>
       </w:r>
     </w:p>
@@ -1690,13 +1564,8 @@
           <w:numId w:val="8"/>
         </w:numPr>
       </w:pPr>
-      <w:proofErr w:type="spellStart"/>
-      <w:r>
-        <w:t>FastAPI</w:t>
-      </w:r>
-      <w:proofErr w:type="spellEnd"/>
-      <w:r>
-        <w:t xml:space="preserve"> endpoint: /explain-results</w:t>
+      <w:r>
+        <w:t>FastAPI endpoint: /explain-results</w:t>
       </w:r>
     </w:p>
     <w:p>
@@ -1771,7 +1640,7 @@
     <w:p>
       <w:r>
         <w:pict w14:anchorId="271F2871">
-          <v:rect id="_x0000_i1132" style="width:0;height:1.5pt" o:hralign="center" o:hrstd="t" o:hr="t" fillcolor="#a0a0a0" stroked="f"/>
+          <v:rect id="_x0000_i1034" style="width:0;height:1.5pt" o:hralign="center" o:hrstd="t" o:hr="t" fillcolor="#a0a0a0" stroked="f"/>
         </w:pict>
       </w:r>
     </w:p>
@@ -1820,15 +1689,7 @@
         </w:numPr>
       </w:pPr>
       <w:r>
-        <w:t xml:space="preserve">Build </w:t>
-      </w:r>
-      <w:proofErr w:type="spellStart"/>
-      <w:r>
-        <w:t>FastAPI</w:t>
-      </w:r>
-      <w:proofErr w:type="spellEnd"/>
-      <w:r>
-        <w:t xml:space="preserve"> backend service</w:t>
+        <w:t>Build FastAPI backend service</w:t>
       </w:r>
     </w:p>
     <w:p>
@@ -1867,7 +1728,7 @@
     <w:p>
       <w:r>
         <w:pict w14:anchorId="715F4AE5">
-          <v:rect id="_x0000_i1133" style="width:0;height:1.5pt" o:hralign="center" o:hrstd="t" o:hr="t" fillcolor="#a0a0a0" stroked="f"/>
+          <v:rect id="_x0000_i1035" style="width:0;height:1.5pt" o:hralign="center" o:hrstd="t" o:hr="t" fillcolor="#a0a0a0" stroked="f"/>
         </w:pict>
       </w:r>
     </w:p>
@@ -1945,13 +1806,8 @@
           <w:numId w:val="12"/>
         </w:numPr>
       </w:pPr>
-      <w:proofErr w:type="spellStart"/>
-      <w:r>
-        <w:t>NameError</w:t>
-      </w:r>
-      <w:proofErr w:type="spellEnd"/>
-      <w:r>
-        <w:t xml:space="preserve"> due to running cells out of order</w:t>
+      <w:r>
+        <w:t>NameError due to running cells out of order</w:t>
       </w:r>
     </w:p>
     <w:p>
@@ -1987,13 +1843,8 @@
           <w:numId w:val="13"/>
         </w:numPr>
       </w:pPr>
-      <w:proofErr w:type="spellStart"/>
-      <w:r>
-        <w:t>get_gates</w:t>
-      </w:r>
-      <w:proofErr w:type="spellEnd"/>
-      <w:r>
-        <w:t>() not defined properly</w:t>
+      <w:r>
+        <w:t>get_gates() not defined properly</w:t>
       </w:r>
     </w:p>
     <w:p>
@@ -2116,15 +1967,7 @@
         </w:numPr>
       </w:pPr>
       <w:r>
-        <w:t xml:space="preserve">Learned correct </w:t>
-      </w:r>
-      <w:proofErr w:type="spellStart"/>
-      <w:r>
-        <w:t>PyTorch</w:t>
-      </w:r>
-      <w:proofErr w:type="spellEnd"/>
-      <w:r>
-        <w:t xml:space="preserve"> practices</w:t>
+        <w:t>Learned correct PyTorch practices</w:t>
       </w:r>
     </w:p>
     <w:p>
@@ -2250,17 +2093,8 @@
           <w:b/>
           <w:bCs/>
         </w:rPr>
-        <w:t xml:space="preserve">10. Optimization </w:t>
-      </w:r>
-      <w:proofErr w:type="spellStart"/>
-      <w:r>
-        <w:rPr>
-          <w:b/>
-          <w:bCs/>
-        </w:rPr>
-        <w:t>Behavior</w:t>
-      </w:r>
-      <w:proofErr w:type="spellEnd"/>
+        <w:t>10. Optimization Behavior</w:t>
+      </w:r>
     </w:p>
     <w:p>
       <w:pPr>
@@ -2324,7 +2158,7 @@
     <w:p>
       <w:r>
         <w:pict w14:anchorId="6FC916D8">
-          <v:rect id="_x0000_i1134" style="width:0;height:1.5pt" o:hralign="center" o:hrstd="t" o:hr="t" fillcolor="#a0a0a0" stroked="f"/>
+          <v:rect id="_x0000_i1036" style="width:0;height:1.5pt" o:hralign="center" o:hrstd="t" o:hr="t" fillcolor="#a0a0a0" stroked="f"/>
         </w:pict>
       </w:r>
     </w:p>
@@ -2356,15 +2190,7 @@
         </w:numPr>
       </w:pPr>
       <w:r>
-        <w:t xml:space="preserve">custom </w:t>
-      </w:r>
-      <w:proofErr w:type="spellStart"/>
-      <w:r>
-        <w:t>prunable</w:t>
-      </w:r>
-      <w:proofErr w:type="spellEnd"/>
-      <w:r>
-        <w:t xml:space="preserve"> neural layer</w:t>
+        <w:t>custom prunable neural layer</w:t>
       </w:r>
     </w:p>
     <w:p>
@@ -2443,17 +2269,8 @@
           <w:b/>
           <w:bCs/>
         </w:rPr>
-        <w:t xml:space="preserve">soft pruning </w:t>
-      </w:r>
-      <w:proofErr w:type="spellStart"/>
-      <w:r>
-        <w:rPr>
-          <w:b/>
-          <w:bCs/>
-        </w:rPr>
-        <w:t>behavior</w:t>
-      </w:r>
-      <w:proofErr w:type="spellEnd"/>
+        <w:t>soft pruning behavior</w:t>
+      </w:r>
       <w:r>
         <w:t xml:space="preserve"> and a clear trade-off between performance and sparsity.</w:t>
       </w:r>
@@ -2461,7 +2278,7 @@
     <w:p>
       <w:r>
         <w:pict w14:anchorId="107E4CCA">
-          <v:rect id="_x0000_i1135" style="width:0;height:1.5pt" o:hralign="center" o:hrstd="t" o:hr="t" fillcolor="#a0a0a0" stroked="f"/>
+          <v:rect id="_x0000_i1037" style="width:0;height:1.5pt" o:hralign="center" o:hrstd="t" o:hr="t" fillcolor="#a0a0a0" stroked="f"/>
         </w:pict>
       </w:r>
     </w:p>
@@ -2526,13 +2343,8 @@
         </w:numPr>
       </w:pPr>
       <w:r>
-        <w:t xml:space="preserve">balancing theory with practical </w:t>
-      </w:r>
-      <w:proofErr w:type="spellStart"/>
-      <w:r>
-        <w:t>behavior</w:t>
-      </w:r>
-      <w:proofErr w:type="spellEnd"/>
+        <w:t>balancing theory with practical behavior</w:t>
+      </w:r>
     </w:p>
     <w:p>
       <w:r>
@@ -6815,6 +6627,7 @@
   <w:style w:type="character" w:default="1" w:styleId="DefaultParagraphFont">
     <w:name w:val="Default Paragraph Font"/>
     <w:uiPriority w:val="1"/>
+    <w:semiHidden/>
     <w:unhideWhenUsed/>
   </w:style>
   <w:style w:type="table" w:default="1" w:styleId="TableNormal">

--- a/SigSparse_Sampath_TA_Report.docx
+++ b/SigSparse_Sampath_TA_Report.docx
@@ -10,12 +10,21 @@
           <w:bCs/>
         </w:rPr>
       </w:pPr>
-      <w:r>
-        <w:rPr>
-          <w:b/>
-          <w:bCs/>
-        </w:rPr>
-        <w:t xml:space="preserve">SigSparse - </w:t>
+      <w:proofErr w:type="spellStart"/>
+      <w:r>
+        <w:rPr>
+          <w:b/>
+          <w:bCs/>
+        </w:rPr>
+        <w:t>SigSparse</w:t>
+      </w:r>
+      <w:proofErr w:type="spellEnd"/>
+      <w:r>
+        <w:rPr>
+          <w:b/>
+          <w:bCs/>
+        </w:rPr>
+        <w:t xml:space="preserve"> - </w:t>
       </w:r>
       <w:r>
         <w:rPr>
@@ -200,12 +209,25 @@
     </w:p>
     <w:p>
       <w:r>
-        <w:t>g = sigmoid(g_score)</w:t>
-      </w:r>
-    </w:p>
-    <w:p>
-      <w:r>
-        <w:t xml:space="preserve">W_pruned = W </w:t>
+        <w:t>g = sigmoid(</w:t>
+      </w:r>
+      <w:proofErr w:type="spellStart"/>
+      <w:r>
+        <w:t>g_score</w:t>
+      </w:r>
+      <w:proofErr w:type="spellEnd"/>
+      <w:r>
+        <w:t>)</w:t>
+      </w:r>
+    </w:p>
+    <w:p>
+      <w:proofErr w:type="spellStart"/>
+      <w:r>
+        <w:t>W_pruned</w:t>
+      </w:r>
+      <w:proofErr w:type="spellEnd"/>
+      <w:r>
+        <w:t xml:space="preserve"> = W </w:t>
       </w:r>
       <w:r>
         <w:rPr>
@@ -371,7 +393,23 @@
           <w:b/>
           <w:bCs/>
         </w:rPr>
-        <w:t>3.2 Custom Prunable Layer</w:t>
+        <w:t xml:space="preserve">3.2 Custom </w:t>
+      </w:r>
+      <w:proofErr w:type="spellStart"/>
+      <w:r>
+        <w:rPr>
+          <w:b/>
+          <w:bCs/>
+        </w:rPr>
+        <w:t>Prunable</w:t>
+      </w:r>
+      <w:proofErr w:type="spellEnd"/>
+      <w:r>
+        <w:rPr>
+          <w:b/>
+          <w:bCs/>
+        </w:rPr>
+        <w:t xml:space="preserve"> Layer</w:t>
       </w:r>
     </w:p>
     <w:p>
@@ -409,8 +447,13 @@
         </w:numPr>
       </w:pPr>
       <w:r>
-        <w:t>learnable gate_scores</w:t>
-      </w:r>
+        <w:t xml:space="preserve">learnable </w:t>
+      </w:r>
+      <w:proofErr w:type="spellStart"/>
+      <w:r>
+        <w:t>gate_scores</w:t>
+      </w:r>
+      <w:proofErr w:type="spellEnd"/>
     </w:p>
     <w:p>
       <w:pPr>
@@ -473,7 +516,15 @@
         <w:t>feed-forward neural network</w:t>
       </w:r>
       <w:r>
-        <w:t xml:space="preserve"> that uses custom prunable layers to enable learnable weight suppression.</w:t>
+        <w:t xml:space="preserve"> that uses custom </w:t>
+      </w:r>
+      <w:proofErr w:type="spellStart"/>
+      <w:r>
+        <w:t>prunable</w:t>
+      </w:r>
+      <w:proofErr w:type="spellEnd"/>
+      <w:r>
+        <w:t xml:space="preserve"> layers to enable learnable weight suppression.</w:t>
       </w:r>
     </w:p>
     <w:p>
@@ -524,16 +575,33 @@
           <w:numId w:val="24"/>
         </w:numPr>
       </w:pPr>
-      <w:r>
-        <w:rPr>
-          <w:b/>
-          <w:bCs/>
-        </w:rPr>
-        <w:t>PrunableLinear Layers:</w:t>
+      <w:proofErr w:type="spellStart"/>
+      <w:r>
+        <w:rPr>
+          <w:b/>
+          <w:bCs/>
+        </w:rPr>
+        <w:t>PrunableLinear</w:t>
+      </w:r>
+      <w:proofErr w:type="spellEnd"/>
+      <w:r>
+        <w:rPr>
+          <w:b/>
+          <w:bCs/>
+        </w:rPr>
+        <w:t xml:space="preserve"> Layers:</w:t>
       </w:r>
       <w:r>
         <w:br/>
-        <w:t>The network consists of multiple custom PrunableLinear layers. Each layer contains:</w:t>
+        <w:t xml:space="preserve">The network consists of multiple custom </w:t>
+      </w:r>
+      <w:proofErr w:type="spellStart"/>
+      <w:r>
+        <w:t>PrunableLinear</w:t>
+      </w:r>
+      <w:proofErr w:type="spellEnd"/>
+      <w:r>
+        <w:t xml:space="preserve"> layers. Each layer contains:</w:t>
       </w:r>
     </w:p>
     <w:p>
@@ -555,7 +623,15 @@
         </w:numPr>
       </w:pPr>
       <w:r>
-        <w:t xml:space="preserve">an additional learnable parameter called gate_scores </w:t>
+        <w:t xml:space="preserve">an additional learnable parameter called </w:t>
+      </w:r>
+      <w:proofErr w:type="spellStart"/>
+      <w:r>
+        <w:t>gate_scores</w:t>
+      </w:r>
+      <w:proofErr w:type="spellEnd"/>
+      <w:r>
+        <w:t xml:space="preserve"> </w:t>
       </w:r>
     </w:p>
     <w:p>
@@ -648,6 +724,9 @@
             <m:t>=W⊙g</m:t>
           </m:r>
           <m:r>
+            <m:rPr>
+              <m:sty m:val="p"/>
+            </m:rPr>
             <w:br/>
           </m:r>
         </m:oMath>
@@ -665,17 +744,42 @@
           <w:numId w:val="24"/>
         </w:numPr>
       </w:pPr>
+      <w:proofErr w:type="spellStart"/>
       <w:r>
         <w:rPr>
           <w:b/>
           <w:bCs/>
         </w:rPr>
         <w:lastRenderedPageBreak/>
-        <w:t>ReLU Activation:</w:t>
+        <w:t>ReLU</w:t>
+      </w:r>
+      <w:proofErr w:type="spellEnd"/>
+      <w:r>
+        <w:rPr>
+          <w:b/>
+          <w:bCs/>
+        </w:rPr>
+        <w:t xml:space="preserve"> Activation:</w:t>
       </w:r>
       <w:r>
         <w:br/>
-        <w:t xml:space="preserve">After each hidden prunable layer, a ReLU activation function is applied. This introduces non-linearity, enabling the network to learn complex patterns beyond simple linear relationships. </w:t>
+        <w:t xml:space="preserve">After each hidden </w:t>
+      </w:r>
+      <w:proofErr w:type="spellStart"/>
+      <w:r>
+        <w:t>prunable</w:t>
+      </w:r>
+      <w:proofErr w:type="spellEnd"/>
+      <w:r>
+        <w:t xml:space="preserve"> layer, a </w:t>
+      </w:r>
+      <w:proofErr w:type="spellStart"/>
+      <w:r>
+        <w:t>ReLU</w:t>
+      </w:r>
+      <w:proofErr w:type="spellEnd"/>
+      <w:r>
+        <w:t xml:space="preserve"> activation function is applied. This introduces non-linearity, enabling the network to learn complex patterns beyond simple linear relationships. </w:t>
       </w:r>
     </w:p>
     <w:p>
@@ -694,7 +798,15 @@
       </w:r>
       <w:r>
         <w:br/>
-        <w:t>The last prunable layer maps the learned features to 10 output neurons, corresponding to the 10 CIFAR-10 classes. The output represents raw class scores (logits), which are later used to compute classification loss.</w:t>
+        <w:t xml:space="preserve">The last </w:t>
+      </w:r>
+      <w:proofErr w:type="spellStart"/>
+      <w:r>
+        <w:t>prunable</w:t>
+      </w:r>
+      <w:proofErr w:type="spellEnd"/>
+      <w:r>
+        <w:t xml:space="preserve"> layer maps the learned features to 10 output neurons, corresponding to the 10 CIFAR-10 classes. The output represents raw class scores (logits), which are later used to compute classification loss.</w:t>
       </w:r>
     </w:p>
     <w:p>
@@ -702,6 +814,9 @@
         <w:jc w:val="center"/>
       </w:pPr>
       <w:r>
+        <w:rPr>
+          <w:noProof/>
+        </w:rPr>
         <w:drawing>
           <wp:inline distT="0" distB="0" distL="0" distR="0" wp14:anchorId="70049363" wp14:editId="7A9723FD">
             <wp:extent cx="5277587" cy="7125694"/>
@@ -778,7 +893,15 @@
         </w:numPr>
       </w:pPr>
       <w:r>
-        <w:t>Loss: CrossEntropy + λ × Sparsity Loss</w:t>
+        <w:t xml:space="preserve">Loss: </w:t>
+      </w:r>
+      <w:proofErr w:type="spellStart"/>
+      <w:r>
+        <w:t>CrossEntropy</w:t>
+      </w:r>
+      <w:proofErr w:type="spellEnd"/>
+      <w:r>
+        <w:t xml:space="preserve"> + λ × Sparsity Loss</w:t>
       </w:r>
     </w:p>
     <w:p>
@@ -1407,7 +1530,23 @@
     </w:p>
     <w:p>
       <w:r>
-        <w:t>A histogram of gate values was used to analyze pruning behavior.</w:t>
+        <w:t xml:space="preserve">A histogram of gate values was used to </w:t>
+      </w:r>
+      <w:proofErr w:type="spellStart"/>
+      <w:r>
+        <w:t>analyze</w:t>
+      </w:r>
+      <w:proofErr w:type="spellEnd"/>
+      <w:r>
+        <w:t xml:space="preserve"> pruning </w:t>
+      </w:r>
+      <w:proofErr w:type="spellStart"/>
+      <w:r>
+        <w:t>behavior</w:t>
+      </w:r>
+      <w:proofErr w:type="spellEnd"/>
+      <w:r>
+        <w:t>.</w:t>
       </w:r>
     </w:p>
     <w:p>
@@ -1543,6 +1682,7 @@
     </w:p>
     <w:p>
       <w:pPr>
+        <w:jc w:val="center"/>
         <w:rPr>
           <w:b/>
           <w:bCs/>
@@ -1554,7 +1694,265 @@
           <w:bCs/>
         </w:rPr>
         <w:lastRenderedPageBreak/>
+        <w:t xml:space="preserve">Currently I have added interactive </w:t>
+      </w:r>
+      <w:proofErr w:type="spellStart"/>
+      <w:r>
+        <w:rPr>
+          <w:b/>
+          <w:bCs/>
+        </w:rPr>
+        <w:t>streamlit</w:t>
+      </w:r>
+      <w:proofErr w:type="spellEnd"/>
+      <w:r>
+        <w:rPr>
+          <w:b/>
+          <w:bCs/>
+        </w:rPr>
+        <w:t xml:space="preserve"> frontend:</w:t>
+      </w:r>
+    </w:p>
+    <w:p>
+      <w:pPr>
+        <w:jc w:val="center"/>
+        <w:rPr>
+          <w:b/>
+          <w:bCs/>
+        </w:rPr>
+      </w:pPr>
+      <w:r>
+        <w:rPr>
+          <w:b/>
+          <w:bCs/>
+        </w:rPr>
+        <w:br/>
+      </w:r>
+      <w:r>
+        <w:rPr>
+          <w:b/>
+          <w:bCs/>
+        </w:rPr>
+        <w:drawing>
+          <wp:inline distT="0" distB="0" distL="0" distR="0" wp14:anchorId="1D48E920" wp14:editId="409453D8">
+            <wp:extent cx="5731510" cy="3067685"/>
+            <wp:effectExtent l="0" t="0" r="2540" b="0"/>
+            <wp:docPr id="889265629" name="Picture 1"/>
+            <wp:cNvGraphicFramePr>
+              <a:graphicFrameLocks xmlns:a="http://schemas.openxmlformats.org/drawingml/2006/main" noChangeAspect="1"/>
+            </wp:cNvGraphicFramePr>
+            <a:graphic xmlns:a="http://schemas.openxmlformats.org/drawingml/2006/main">
+              <a:graphicData uri="http://schemas.openxmlformats.org/drawingml/2006/picture">
+                <pic:pic xmlns:pic="http://schemas.openxmlformats.org/drawingml/2006/picture">
+                  <pic:nvPicPr>
+                    <pic:cNvPr id="889265629" name=""/>
+                    <pic:cNvPicPr/>
+                  </pic:nvPicPr>
+                  <pic:blipFill>
+                    <a:blip r:embed="rId12"/>
+                    <a:stretch>
+                      <a:fillRect/>
+                    </a:stretch>
+                  </pic:blipFill>
+                  <pic:spPr>
+                    <a:xfrm>
+                      <a:off x="0" y="0"/>
+                      <a:ext cx="5731510" cy="3067685"/>
+                    </a:xfrm>
+                    <a:prstGeom prst="rect">
+                      <a:avLst/>
+                    </a:prstGeom>
+                  </pic:spPr>
+                </pic:pic>
+              </a:graphicData>
+            </a:graphic>
+          </wp:inline>
+        </w:drawing>
+      </w:r>
+    </w:p>
+    <w:p>
+      <w:pPr>
+        <w:jc w:val="center"/>
+        <w:rPr>
+          <w:b/>
+          <w:bCs/>
+        </w:rPr>
+      </w:pPr>
+    </w:p>
+    <w:p>
+      <w:pPr>
+        <w:jc w:val="center"/>
+        <w:rPr>
+          <w:b/>
+          <w:bCs/>
+        </w:rPr>
+      </w:pPr>
+    </w:p>
+    <w:p>
+      <w:pPr>
+        <w:jc w:val="center"/>
+        <w:rPr>
+          <w:b/>
+          <w:bCs/>
+        </w:rPr>
+      </w:pPr>
+    </w:p>
+    <w:p>
+      <w:pPr>
+        <w:jc w:val="center"/>
+      </w:pPr>
+      <w:r>
+        <w:rPr>
+          <w:noProof/>
+        </w:rPr>
+        <w:drawing>
+          <wp:inline distT="0" distB="0" distL="0" distR="0" wp14:anchorId="384A2C6D" wp14:editId="02DE445C">
+            <wp:extent cx="5731510" cy="3223895"/>
+            <wp:effectExtent l="0" t="0" r="2540" b="0"/>
+            <wp:docPr id="1164420376" name="Picture 1"/>
+            <wp:cNvGraphicFramePr>
+              <a:graphicFrameLocks xmlns:a="http://schemas.openxmlformats.org/drawingml/2006/main" noChangeAspect="1"/>
+            </wp:cNvGraphicFramePr>
+            <a:graphic xmlns:a="http://schemas.openxmlformats.org/drawingml/2006/main">
+              <a:graphicData uri="http://schemas.openxmlformats.org/drawingml/2006/picture">
+                <pic:pic xmlns:pic="http://schemas.openxmlformats.org/drawingml/2006/picture">
+                  <pic:nvPicPr>
+                    <pic:cNvPr id="1164420376" name=""/>
+                    <pic:cNvPicPr/>
+                  </pic:nvPicPr>
+                  <pic:blipFill>
+                    <a:blip r:embed="rId13"/>
+                    <a:stretch>
+                      <a:fillRect/>
+                    </a:stretch>
+                  </pic:blipFill>
+                  <pic:spPr>
+                    <a:xfrm>
+                      <a:off x="0" y="0"/>
+                      <a:ext cx="5731510" cy="3223895"/>
+                    </a:xfrm>
+                    <a:prstGeom prst="rect">
+                      <a:avLst/>
+                    </a:prstGeom>
+                  </pic:spPr>
+                </pic:pic>
+              </a:graphicData>
+            </a:graphic>
+          </wp:inline>
+        </w:drawing>
+      </w:r>
+    </w:p>
+    <w:p>
+      <w:pPr>
+        <w:jc w:val="center"/>
+      </w:pPr>
+      <w:r>
+        <w:rPr>
+          <w:noProof/>
+        </w:rPr>
+        <w:lastRenderedPageBreak/>
+        <w:drawing>
+          <wp:inline distT="0" distB="0" distL="0" distR="0" wp14:anchorId="049067BB" wp14:editId="7934D90D">
+            <wp:extent cx="5731510" cy="3223895"/>
+            <wp:effectExtent l="0" t="0" r="2540" b="0"/>
+            <wp:docPr id="1333494205" name="Picture 1"/>
+            <wp:cNvGraphicFramePr>
+              <a:graphicFrameLocks xmlns:a="http://schemas.openxmlformats.org/drawingml/2006/main" noChangeAspect="1"/>
+            </wp:cNvGraphicFramePr>
+            <a:graphic xmlns:a="http://schemas.openxmlformats.org/drawingml/2006/main">
+              <a:graphicData uri="http://schemas.openxmlformats.org/drawingml/2006/picture">
+                <pic:pic xmlns:pic="http://schemas.openxmlformats.org/drawingml/2006/picture">
+                  <pic:nvPicPr>
+                    <pic:cNvPr id="1333494205" name=""/>
+                    <pic:cNvPicPr/>
+                  </pic:nvPicPr>
+                  <pic:blipFill>
+                    <a:blip r:embed="rId14"/>
+                    <a:stretch>
+                      <a:fillRect/>
+                    </a:stretch>
+                  </pic:blipFill>
+                  <pic:spPr>
+                    <a:xfrm>
+                      <a:off x="0" y="0"/>
+                      <a:ext cx="5731510" cy="3223895"/>
+                    </a:xfrm>
+                    <a:prstGeom prst="rect">
+                      <a:avLst/>
+                    </a:prstGeom>
+                  </pic:spPr>
+                </pic:pic>
+              </a:graphicData>
+            </a:graphic>
+          </wp:inline>
+        </w:drawing>
+      </w:r>
+    </w:p>
+    <w:p>
+      <w:pPr>
+        <w:jc w:val="center"/>
+      </w:pPr>
+      <w:r>
+        <w:rPr>
+          <w:noProof/>
+        </w:rPr>
+        <w:drawing>
+          <wp:inline distT="0" distB="0" distL="0" distR="0" wp14:anchorId="3F00DCE9" wp14:editId="08738325">
+            <wp:extent cx="5731510" cy="3223895"/>
+            <wp:effectExtent l="0" t="0" r="2540" b="0"/>
+            <wp:docPr id="1054589761" name="Picture 1"/>
+            <wp:cNvGraphicFramePr>
+              <a:graphicFrameLocks xmlns:a="http://schemas.openxmlformats.org/drawingml/2006/main" noChangeAspect="1"/>
+            </wp:cNvGraphicFramePr>
+            <a:graphic xmlns:a="http://schemas.openxmlformats.org/drawingml/2006/main">
+              <a:graphicData uri="http://schemas.openxmlformats.org/drawingml/2006/picture">
+                <pic:pic xmlns:pic="http://schemas.openxmlformats.org/drawingml/2006/picture">
+                  <pic:nvPicPr>
+                    <pic:cNvPr id="1054589761" name=""/>
+                    <pic:cNvPicPr/>
+                  </pic:nvPicPr>
+                  <pic:blipFill>
+                    <a:blip r:embed="rId15"/>
+                    <a:stretch>
+                      <a:fillRect/>
+                    </a:stretch>
+                  </pic:blipFill>
+                  <pic:spPr>
+                    <a:xfrm>
+                      <a:off x="0" y="0"/>
+                      <a:ext cx="5731510" cy="3223895"/>
+                    </a:xfrm>
+                    <a:prstGeom prst="rect">
+                      <a:avLst/>
+                    </a:prstGeom>
+                  </pic:spPr>
+                </pic:pic>
+              </a:graphicData>
+            </a:graphic>
+          </wp:inline>
+        </w:drawing>
+      </w:r>
+    </w:p>
+    <w:p>
+      <w:pPr>
+        <w:rPr>
+          <w:b/>
+          <w:bCs/>
+        </w:rPr>
+      </w:pPr>
+      <w:r>
+        <w:rPr>
+          <w:b/>
+          <w:bCs/>
+        </w:rPr>
         <w:t>LLM-Based Explanation Layer</w:t>
+      </w:r>
+      <w:r>
+        <w:rPr>
+          <w:b/>
+          <w:bCs/>
+        </w:rPr>
+        <w:t xml:space="preserve"> </w:t>
       </w:r>
     </w:p>
     <w:p>
@@ -1564,8 +1962,13 @@
           <w:numId w:val="8"/>
         </w:numPr>
       </w:pPr>
-      <w:r>
-        <w:t>FastAPI endpoint: /explain-results</w:t>
+      <w:proofErr w:type="spellStart"/>
+      <w:r>
+        <w:t>FastAPI</w:t>
+      </w:r>
+      <w:proofErr w:type="spellEnd"/>
+      <w:r>
+        <w:t xml:space="preserve"> endpoint: /explain-results</w:t>
       </w:r>
     </w:p>
     <w:p>
@@ -1633,6 +2036,7 @@
         <w:ind w:left="360"/>
       </w:pPr>
       <w:r>
+        <w:lastRenderedPageBreak/>
         <w:br/>
         <w:t>File name: fig6_system_flow_gemini_api.png</w:t>
       </w:r>
@@ -1689,7 +2093,15 @@
         </w:numPr>
       </w:pPr>
       <w:r>
-        <w:t>Build FastAPI backend service</w:t>
+        <w:t xml:space="preserve">Build </w:t>
+      </w:r>
+      <w:proofErr w:type="spellStart"/>
+      <w:r>
+        <w:t>FastAPI</w:t>
+      </w:r>
+      <w:proofErr w:type="spellEnd"/>
+      <w:r>
+        <w:t xml:space="preserve"> backend service</w:t>
       </w:r>
     </w:p>
     <w:p>
@@ -1806,8 +2218,13 @@
           <w:numId w:val="12"/>
         </w:numPr>
       </w:pPr>
-      <w:r>
-        <w:t>NameError due to running cells out of order</w:t>
+      <w:proofErr w:type="spellStart"/>
+      <w:r>
+        <w:t>NameError</w:t>
+      </w:r>
+      <w:proofErr w:type="spellEnd"/>
+      <w:r>
+        <w:t xml:space="preserve"> due to running cells out of order</w:t>
       </w:r>
     </w:p>
     <w:p>
@@ -1843,8 +2260,21 @@
           <w:numId w:val="13"/>
         </w:numPr>
       </w:pPr>
-      <w:r>
-        <w:t>get_gates() not defined properly</w:t>
+      <w:proofErr w:type="spellStart"/>
+      <w:r>
+        <w:t>get_</w:t>
+      </w:r>
+      <w:proofErr w:type="gramStart"/>
+      <w:r>
+        <w:t>gates</w:t>
+      </w:r>
+      <w:proofErr w:type="spellEnd"/>
+      <w:r>
+        <w:t>(</w:t>
+      </w:r>
+      <w:proofErr w:type="gramEnd"/>
+      <w:r>
+        <w:t>) not defined properly</w:t>
       </w:r>
     </w:p>
     <w:p>
@@ -1892,7 +2322,6 @@
         </w:numPr>
       </w:pPr>
       <w:r>
-        <w:lastRenderedPageBreak/>
         <w:t>Learned proper dataset reuse</w:t>
       </w:r>
     </w:p>
@@ -1967,7 +2396,15 @@
         </w:numPr>
       </w:pPr>
       <w:r>
-        <w:t>Learned correct PyTorch practices</w:t>
+        <w:t xml:space="preserve">Learned correct </w:t>
+      </w:r>
+      <w:proofErr w:type="spellStart"/>
+      <w:r>
+        <w:t>PyTorch</w:t>
+      </w:r>
+      <w:proofErr w:type="spellEnd"/>
+      <w:r>
+        <w:t xml:space="preserve"> practices</w:t>
       </w:r>
     </w:p>
     <w:p>
@@ -1993,6 +2430,7 @@
         </w:numPr>
       </w:pPr>
       <w:r>
+        <w:lastRenderedPageBreak/>
         <w:t>Initially ineffective λ values</w:t>
       </w:r>
     </w:p>
@@ -2093,8 +2531,17 @@
           <w:b/>
           <w:bCs/>
         </w:rPr>
-        <w:t>10. Optimization Behavior</w:t>
-      </w:r>
+        <w:t xml:space="preserve">10. Optimization </w:t>
+      </w:r>
+      <w:proofErr w:type="spellStart"/>
+      <w:r>
+        <w:rPr>
+          <w:b/>
+          <w:bCs/>
+        </w:rPr>
+        <w:t>Behavior</w:t>
+      </w:r>
+      <w:proofErr w:type="spellEnd"/>
     </w:p>
     <w:p>
       <w:pPr>
@@ -2190,7 +2637,15 @@
         </w:numPr>
       </w:pPr>
       <w:r>
-        <w:t>custom prunable neural layer</w:t>
+        <w:t xml:space="preserve">custom </w:t>
+      </w:r>
+      <w:proofErr w:type="spellStart"/>
+      <w:r>
+        <w:t>prunable</w:t>
+      </w:r>
+      <w:proofErr w:type="spellEnd"/>
+      <w:r>
+        <w:t xml:space="preserve"> neural layer</w:t>
       </w:r>
     </w:p>
     <w:p>
@@ -2256,7 +2711,6 @@
         </w:numPr>
       </w:pPr>
       <w:r>
-        <w:lastRenderedPageBreak/>
         <w:t>gate distribution visualization</w:t>
       </w:r>
     </w:p>
@@ -2269,8 +2723,17 @@
           <w:b/>
           <w:bCs/>
         </w:rPr>
-        <w:t>soft pruning behavior</w:t>
-      </w:r>
+        <w:t xml:space="preserve">soft pruning </w:t>
+      </w:r>
+      <w:proofErr w:type="spellStart"/>
+      <w:r>
+        <w:rPr>
+          <w:b/>
+          <w:bCs/>
+        </w:rPr>
+        <w:t>behavior</w:t>
+      </w:r>
+      <w:proofErr w:type="spellEnd"/>
       <w:r>
         <w:t xml:space="preserve"> and a clear trade-off between performance and sparsity.</w:t>
       </w:r>
@@ -2332,6 +2795,7 @@
         </w:numPr>
       </w:pPr>
       <w:r>
+        <w:lastRenderedPageBreak/>
         <w:t>debugging real ML systems</w:t>
       </w:r>
     </w:p>
@@ -2343,8 +2807,13 @@
         </w:numPr>
       </w:pPr>
       <w:r>
-        <w:t>balancing theory with practical behavior</w:t>
-      </w:r>
+        <w:t xml:space="preserve">balancing theory with practical </w:t>
+      </w:r>
+      <w:proofErr w:type="spellStart"/>
+      <w:r>
+        <w:t>behavior</w:t>
+      </w:r>
+      <w:proofErr w:type="spellEnd"/>
     </w:p>
     <w:p>
       <w:r>

--- a/SigSparse_Sampath_TA_Report.docx
+++ b/SigSparse_Sampath_TA_Report.docx
@@ -1385,125 +1385,658 @@
     </w:p>
     <w:p>
       <w:pPr>
-        <w:rPr>
-          <w:b/>
-          <w:bCs/>
-        </w:rPr>
-      </w:pPr>
-      <w:r>
-        <w:rPr>
-          <w:b/>
-          <w:bCs/>
+        <w:spacing w:after="100" w:afterAutospacing="1" w:line="240" w:lineRule="auto"/>
+        <w:outlineLvl w:val="2"/>
+        <w:rPr>
+          <w:rFonts w:ascii="Arial" w:eastAsia="Times New Roman" w:hAnsi="Arial" w:cs="Arial"/>
+          <w:b/>
+          <w:bCs/>
+          <w:kern w:val="0"/>
+          <w:sz w:val="27"/>
+          <w:szCs w:val="27"/>
+          <w:lang w:eastAsia="en-IN"/>
+          <w14:ligatures w14:val="none"/>
+        </w:rPr>
+      </w:pPr>
+      <w:r>
+        <w:rPr>
+          <w:rFonts w:ascii="Arial" w:eastAsia="Times New Roman" w:hAnsi="Arial" w:cs="Arial"/>
+          <w:b/>
+          <w:bCs/>
+          <w:kern w:val="0"/>
+          <w:sz w:val="27"/>
+          <w:szCs w:val="27"/>
+          <w:lang w:eastAsia="en-IN"/>
+          <w14:ligatures w14:val="none"/>
         </w:rPr>
         <w:t>5. Analysis and Observations</w:t>
+      </w:r>
+    </w:p>
+    <w:p>
+      <w:pPr>
+        <w:spacing w:after="100" w:afterAutospacing="1" w:line="240" w:lineRule="auto"/>
+        <w:rPr>
+          <w:rFonts w:eastAsia="Times New Roman" w:cstheme="minorHAnsi"/>
+          <w:kern w:val="0"/>
+          <w:lang w:eastAsia="en-IN"/>
+          <w14:ligatures w14:val="none"/>
+        </w:rPr>
+      </w:pPr>
+      <w:r>
+        <w:rPr>
+          <w:rFonts w:eastAsia="Times New Roman" w:cstheme="minorHAnsi"/>
+          <w:b/>
+          <w:bCs/>
+          <w:kern w:val="0"/>
+          <w:lang w:eastAsia="en-IN"/>
+          <w14:ligatures w14:val="none"/>
+        </w:rPr>
+        <w:t>5.1 The Lambda ($\lambda$) Trade-off</w:t>
       </w:r>
     </w:p>
     <w:p>
       <w:pPr>
         <w:numPr>
           <w:ilvl w:val="0"/>
-          <w:numId w:val="5"/>
+          <w:numId w:val="25"/>
         </w:numPr>
-      </w:pPr>
-      <w:r>
-        <w:t>Increasing λ reduces average gate values</w:t>
+        <w:spacing w:after="100" w:afterAutospacing="1" w:line="240" w:lineRule="auto"/>
+        <w:rPr>
+          <w:rFonts w:eastAsia="Times New Roman" w:cstheme="minorHAnsi"/>
+          <w:kern w:val="0"/>
+          <w:lang w:eastAsia="en-IN"/>
+          <w14:ligatures w14:val="none"/>
+        </w:rPr>
+      </w:pPr>
+      <w:r>
+        <w:rPr>
+          <w:rFonts w:eastAsia="Times New Roman" w:cstheme="minorHAnsi"/>
+          <w:b/>
+          <w:bCs/>
+          <w:kern w:val="0"/>
+          <w:lang w:eastAsia="en-IN"/>
+          <w14:ligatures w14:val="none"/>
+        </w:rPr>
+        <w:lastRenderedPageBreak/>
+        <w:t>Gate Suppression:</w:t>
+      </w:r>
+      <w:r>
+        <w:rPr>
+          <w:rFonts w:eastAsia="Times New Roman" w:cstheme="minorHAnsi"/>
+          <w:kern w:val="0"/>
+          <w:lang w:eastAsia="en-IN"/>
+          <w14:ligatures w14:val="none"/>
+        </w:rPr>
+        <w:t xml:space="preserve"> As $\lambda$ increases, the average gate value decreases from </w:t>
+      </w:r>
+      <w:r>
+        <w:rPr>
+          <w:rFonts w:eastAsia="Times New Roman" w:cstheme="minorHAnsi"/>
+          <w:b/>
+          <w:bCs/>
+          <w:kern w:val="0"/>
+          <w:lang w:eastAsia="en-IN"/>
+          <w14:ligatures w14:val="none"/>
+        </w:rPr>
+        <w:t>0.4880 to 0.0653</w:t>
+      </w:r>
+      <w:r>
+        <w:rPr>
+          <w:rFonts w:eastAsia="Times New Roman" w:cstheme="minorHAnsi"/>
+          <w:kern w:val="0"/>
+          <w:lang w:eastAsia="en-IN"/>
+          <w14:ligatures w14:val="none"/>
+        </w:rPr>
+        <w:t xml:space="preserve">, representing an </w:t>
+      </w:r>
+      <w:r>
+        <w:rPr>
+          <w:rFonts w:eastAsia="Times New Roman" w:cstheme="minorHAnsi"/>
+          <w:b/>
+          <w:bCs/>
+          <w:kern w:val="0"/>
+          <w:lang w:eastAsia="en-IN"/>
+          <w14:ligatures w14:val="none"/>
+        </w:rPr>
+        <w:t>85.3% reduction</w:t>
+      </w:r>
+      <w:r>
+        <w:rPr>
+          <w:rFonts w:eastAsia="Times New Roman" w:cstheme="minorHAnsi"/>
+          <w:kern w:val="0"/>
+          <w:lang w:eastAsia="en-IN"/>
+          <w14:ligatures w14:val="none"/>
+        </w:rPr>
+        <w:t xml:space="preserve"> in connection strength.</w:t>
       </w:r>
     </w:p>
     <w:p>
       <w:pPr>
         <w:numPr>
           <w:ilvl w:val="0"/>
-          <w:numId w:val="5"/>
+          <w:numId w:val="25"/>
         </w:numPr>
-      </w:pPr>
-      <w:r>
-        <w:lastRenderedPageBreak/>
-        <w:t>Small λ improves generalization slightly</w:t>
+        <w:spacing w:after="100" w:afterAutospacing="1" w:line="240" w:lineRule="auto"/>
+        <w:rPr>
+          <w:rFonts w:eastAsia="Times New Roman" w:cstheme="minorHAnsi"/>
+          <w:kern w:val="0"/>
+          <w:lang w:eastAsia="en-IN"/>
+          <w14:ligatures w14:val="none"/>
+        </w:rPr>
+      </w:pPr>
+      <w:r>
+        <w:rPr>
+          <w:rFonts w:eastAsia="Times New Roman" w:cstheme="minorHAnsi"/>
+          <w:b/>
+          <w:bCs/>
+          <w:kern w:val="0"/>
+          <w:lang w:eastAsia="en-IN"/>
+          <w14:ligatures w14:val="none"/>
+        </w:rPr>
+        <w:t>Optimal Regularization:</w:t>
+      </w:r>
+      <w:r>
+        <w:rPr>
+          <w:rFonts w:eastAsia="Times New Roman" w:cstheme="minorHAnsi"/>
+          <w:kern w:val="0"/>
+          <w:lang w:eastAsia="en-IN"/>
+          <w14:ligatures w14:val="none"/>
+        </w:rPr>
+        <w:t xml:space="preserve"> At a small $\lambda$ (1e-5), the test accuracy improved from </w:t>
+      </w:r>
+      <w:r>
+        <w:rPr>
+          <w:rFonts w:eastAsia="Times New Roman" w:cstheme="minorHAnsi"/>
+          <w:b/>
+          <w:bCs/>
+          <w:kern w:val="0"/>
+          <w:lang w:eastAsia="en-IN"/>
+          <w14:ligatures w14:val="none"/>
+        </w:rPr>
+        <w:t>53.10% to 54.74%</w:t>
+      </w:r>
+      <w:r>
+        <w:rPr>
+          <w:rFonts w:eastAsia="Times New Roman" w:cstheme="minorHAnsi"/>
+          <w:kern w:val="0"/>
+          <w:lang w:eastAsia="en-IN"/>
+          <w14:ligatures w14:val="none"/>
+        </w:rPr>
+        <w:t xml:space="preserve">, suggesting that pruning acts as a </w:t>
+      </w:r>
+      <w:proofErr w:type="spellStart"/>
+      <w:r>
+        <w:rPr>
+          <w:rFonts w:eastAsia="Times New Roman" w:cstheme="minorHAnsi"/>
+          <w:kern w:val="0"/>
+          <w:lang w:eastAsia="en-IN"/>
+          <w14:ligatures w14:val="none"/>
+        </w:rPr>
+        <w:t>regularizer</w:t>
+      </w:r>
+      <w:proofErr w:type="spellEnd"/>
+      <w:r>
+        <w:rPr>
+          <w:rFonts w:eastAsia="Times New Roman" w:cstheme="minorHAnsi"/>
+          <w:kern w:val="0"/>
+          <w:lang w:eastAsia="en-IN"/>
+          <w14:ligatures w14:val="none"/>
+        </w:rPr>
+        <w:t xml:space="preserve"> by "muting" noisy features.</w:t>
       </w:r>
     </w:p>
     <w:p>
       <w:pPr>
         <w:numPr>
           <w:ilvl w:val="0"/>
-          <w:numId w:val="5"/>
+          <w:numId w:val="25"/>
         </w:numPr>
-      </w:pPr>
-      <w:r>
-        <w:t>Higher λ reduces accuracy due to over-regularization</w:t>
+        <w:spacing w:after="100" w:afterAutospacing="1" w:line="240" w:lineRule="auto"/>
+        <w:rPr>
+          <w:rFonts w:eastAsia="Times New Roman" w:cstheme="minorHAnsi"/>
+          <w:kern w:val="0"/>
+          <w:lang w:eastAsia="en-IN"/>
+          <w14:ligatures w14:val="none"/>
+        </w:rPr>
+      </w:pPr>
+      <w:r>
+        <w:rPr>
+          <w:rFonts w:eastAsia="Times New Roman" w:cstheme="minorHAnsi"/>
+          <w:b/>
+          <w:bCs/>
+          <w:kern w:val="0"/>
+          <w:lang w:eastAsia="en-IN"/>
+          <w14:ligatures w14:val="none"/>
+        </w:rPr>
+        <w:t>Over-Regularization:</w:t>
+      </w:r>
+      <w:r>
+        <w:rPr>
+          <w:rFonts w:eastAsia="Times New Roman" w:cstheme="minorHAnsi"/>
+          <w:kern w:val="0"/>
+          <w:lang w:eastAsia="en-IN"/>
+          <w14:ligatures w14:val="none"/>
+        </w:rPr>
+        <w:t xml:space="preserve"> Higher $\lambda$ values (2e-4) push gates too low, leading to an accuracy drop to </w:t>
+      </w:r>
+      <w:r>
+        <w:rPr>
+          <w:rFonts w:eastAsia="Times New Roman" w:cstheme="minorHAnsi"/>
+          <w:b/>
+          <w:bCs/>
+          <w:kern w:val="0"/>
+          <w:lang w:eastAsia="en-IN"/>
+          <w14:ligatures w14:val="none"/>
+        </w:rPr>
+        <w:t>51.41%</w:t>
+      </w:r>
+      <w:r>
+        <w:rPr>
+          <w:rFonts w:eastAsia="Times New Roman" w:cstheme="minorHAnsi"/>
+          <w:kern w:val="0"/>
+          <w:lang w:eastAsia="en-IN"/>
+          <w14:ligatures w14:val="none"/>
+        </w:rPr>
+        <w:t xml:space="preserve"> as essential classification features begin to be suppressed.</w:t>
+      </w:r>
+    </w:p>
+    <w:p>
+      <w:pPr>
+        <w:spacing w:after="100" w:afterAutospacing="1" w:line="240" w:lineRule="auto"/>
+        <w:rPr>
+          <w:rFonts w:eastAsia="Times New Roman" w:cstheme="minorHAnsi"/>
+          <w:kern w:val="0"/>
+          <w:lang w:eastAsia="en-IN"/>
+          <w14:ligatures w14:val="none"/>
+        </w:rPr>
+      </w:pPr>
+      <w:r>
+        <w:rPr>
+          <w:rFonts w:eastAsia="Times New Roman" w:cstheme="minorHAnsi"/>
+          <w:b/>
+          <w:bCs/>
+          <w:kern w:val="0"/>
+          <w:lang w:eastAsia="en-IN"/>
+          <w14:ligatures w14:val="none"/>
+        </w:rPr>
+        <w:t>5.2 Understanding 54% Accuracy</w:t>
       </w:r>
     </w:p>
     <w:p>
       <w:pPr>
         <w:numPr>
           <w:ilvl w:val="0"/>
-          <w:numId w:val="5"/>
+          <w:numId w:val="26"/>
         </w:numPr>
-      </w:pPr>
-      <w:r>
-        <w:t>Gates move toward smaller values (~0.05) but do not reach zero</w:t>
-      </w:r>
-    </w:p>
-    <w:p>
-      <w:pPr>
-        <w:rPr>
-          <w:b/>
-          <w:bCs/>
-        </w:rPr>
-      </w:pPr>
-      <w:r>
-        <w:rPr>
-          <w:b/>
-          <w:bCs/>
-        </w:rPr>
-        <w:t>Key Insight</w:t>
-      </w:r>
-    </w:p>
-    <w:p>
-      <w:r>
-        <w:t xml:space="preserve">This model achieves </w:t>
-      </w:r>
-      <w:r>
-        <w:rPr>
-          <w:b/>
-          <w:bCs/>
-        </w:rPr>
-        <w:t>soft sparsity</w:t>
-      </w:r>
-      <w:r>
-        <w:t>, not hard pruning.</w:t>
+        <w:spacing w:after="100" w:afterAutospacing="1" w:line="240" w:lineRule="auto"/>
+        <w:rPr>
+          <w:rFonts w:eastAsia="Times New Roman" w:cstheme="minorHAnsi"/>
+          <w:kern w:val="0"/>
+          <w:lang w:eastAsia="en-IN"/>
+          <w14:ligatures w14:val="none"/>
+        </w:rPr>
+      </w:pPr>
+      <w:r>
+        <w:rPr>
+          <w:rFonts w:eastAsia="Times New Roman" w:cstheme="minorHAnsi"/>
+          <w:b/>
+          <w:bCs/>
+          <w:kern w:val="0"/>
+          <w:lang w:eastAsia="en-IN"/>
+          <w14:ligatures w14:val="none"/>
+        </w:rPr>
+        <w:t>Architectural Ceiling:</w:t>
+      </w:r>
+      <w:r>
+        <w:rPr>
+          <w:rFonts w:eastAsia="Times New Roman" w:cstheme="minorHAnsi"/>
+          <w:kern w:val="0"/>
+          <w:lang w:eastAsia="en-IN"/>
+          <w14:ligatures w14:val="none"/>
+        </w:rPr>
+        <w:t xml:space="preserve"> For a standard </w:t>
+      </w:r>
+      <w:r>
+        <w:rPr>
+          <w:rFonts w:eastAsia="Times New Roman" w:cstheme="minorHAnsi"/>
+          <w:b/>
+          <w:bCs/>
+          <w:kern w:val="0"/>
+          <w:lang w:eastAsia="en-IN"/>
+          <w14:ligatures w14:val="none"/>
+        </w:rPr>
+        <w:t>Multi-Layer Perceptron (MLP)</w:t>
+      </w:r>
+      <w:r>
+        <w:rPr>
+          <w:rFonts w:eastAsia="Times New Roman" w:cstheme="minorHAnsi"/>
+          <w:kern w:val="0"/>
+          <w:lang w:eastAsia="en-IN"/>
+          <w14:ligatures w14:val="none"/>
+        </w:rPr>
+        <w:t xml:space="preserve"> architecture on the CIFAR-10 dataset, an accuracy of ~54% is a strong result. Unlike CNNs, MLPs lack spatial invariance, treating each of the 3,072 pixels as independent features.</w:t>
       </w:r>
     </w:p>
     <w:p>
       <w:pPr>
         <w:numPr>
           <w:ilvl w:val="0"/>
-          <w:numId w:val="6"/>
+          <w:numId w:val="26"/>
         </w:numPr>
-      </w:pPr>
-      <w:r>
-        <w:t>Sigmoid outputs are always in (0,1)</w:t>
+        <w:spacing w:after="100" w:afterAutospacing="1" w:line="240" w:lineRule="auto"/>
+        <w:rPr>
+          <w:rFonts w:eastAsia="Times New Roman" w:cstheme="minorHAnsi"/>
+          <w:kern w:val="0"/>
+          <w:lang w:eastAsia="en-IN"/>
+          <w14:ligatures w14:val="none"/>
+        </w:rPr>
+      </w:pPr>
+      <w:r>
+        <w:rPr>
+          <w:rFonts w:eastAsia="Times New Roman" w:cstheme="minorHAnsi"/>
+          <w:b/>
+          <w:bCs/>
+          <w:kern w:val="0"/>
+          <w:lang w:eastAsia="en-IN"/>
+          <w14:ligatures w14:val="none"/>
+        </w:rPr>
+        <w:t>Baseline Comparison:</w:t>
+      </w:r>
+      <w:r>
+        <w:rPr>
+          <w:rFonts w:eastAsia="Times New Roman" w:cstheme="minorHAnsi"/>
+          <w:kern w:val="0"/>
+          <w:lang w:eastAsia="en-IN"/>
+          <w14:ligatures w14:val="none"/>
+        </w:rPr>
+        <w:t xml:space="preserve"> The model performs </w:t>
+      </w:r>
+      <w:r>
+        <w:rPr>
+          <w:rFonts w:eastAsia="Times New Roman" w:cstheme="minorHAnsi"/>
+          <w:b/>
+          <w:bCs/>
+          <w:kern w:val="0"/>
+          <w:lang w:eastAsia="en-IN"/>
+          <w14:ligatures w14:val="none"/>
+        </w:rPr>
+        <w:t>5.4x better</w:t>
+      </w:r>
+      <w:r>
+        <w:rPr>
+          <w:rFonts w:eastAsia="Times New Roman" w:cstheme="minorHAnsi"/>
+          <w:kern w:val="0"/>
+          <w:lang w:eastAsia="en-IN"/>
+          <w14:ligatures w14:val="none"/>
+        </w:rPr>
+        <w:t xml:space="preserve"> than a random-guess baseline (10%), validating that the </w:t>
+      </w:r>
+      <w:proofErr w:type="spellStart"/>
+      <w:r>
+        <w:rPr>
+          <w:rFonts w:eastAsia="Times New Roman" w:cstheme="minorHAnsi"/>
+          <w:kern w:val="0"/>
+          <w:lang w:eastAsia="en-IN"/>
+          <w14:ligatures w14:val="none"/>
+        </w:rPr>
+        <w:t>PrunableLinear</w:t>
+      </w:r>
+      <w:proofErr w:type="spellEnd"/>
+      <w:r>
+        <w:rPr>
+          <w:rFonts w:eastAsia="Times New Roman" w:cstheme="minorHAnsi"/>
+          <w:kern w:val="0"/>
+          <w:lang w:eastAsia="en-IN"/>
+          <w14:ligatures w14:val="none"/>
+        </w:rPr>
+        <w:t xml:space="preserve"> layers are successfully learning complex patterns despite the pruning pressure.</w:t>
+      </w:r>
+    </w:p>
+    <w:p>
+      <w:pPr>
+        <w:spacing w:after="100" w:afterAutospacing="1" w:line="240" w:lineRule="auto"/>
+        <w:rPr>
+          <w:rFonts w:eastAsia="Times New Roman" w:cstheme="minorHAnsi"/>
+          <w:kern w:val="0"/>
+          <w:lang w:eastAsia="en-IN"/>
+          <w14:ligatures w14:val="none"/>
+        </w:rPr>
+      </w:pPr>
+      <w:r>
+        <w:rPr>
+          <w:rFonts w:eastAsia="Times New Roman" w:cstheme="minorHAnsi"/>
+          <w:b/>
+          <w:bCs/>
+          <w:kern w:val="0"/>
+          <w:lang w:eastAsia="en-IN"/>
+          <w14:ligatures w14:val="none"/>
+        </w:rPr>
+        <w:t>5.3 Key Insight: Soft Sparsity vs. Hard Pruning</w:t>
       </w:r>
     </w:p>
     <w:p>
       <w:pPr>
         <w:numPr>
           <w:ilvl w:val="0"/>
-          <w:numId w:val="6"/>
+          <w:numId w:val="27"/>
         </w:numPr>
-      </w:pPr>
-      <w:r>
-        <w:t>Gates approach zero but do not become exactly zero</w:t>
+        <w:spacing w:after="100" w:afterAutospacing="1" w:line="240" w:lineRule="auto"/>
+        <w:rPr>
+          <w:rFonts w:eastAsia="Times New Roman" w:cstheme="minorHAnsi"/>
+          <w:kern w:val="0"/>
+          <w:lang w:eastAsia="en-IN"/>
+          <w14:ligatures w14:val="none"/>
+        </w:rPr>
+      </w:pPr>
+      <w:r>
+        <w:rPr>
+          <w:rFonts w:eastAsia="Times New Roman" w:cstheme="minorHAnsi"/>
+          <w:b/>
+          <w:bCs/>
+          <w:kern w:val="0"/>
+          <w:lang w:eastAsia="en-IN"/>
+          <w14:ligatures w14:val="none"/>
+        </w:rPr>
+        <w:t>Equilibrium in Optimization:</w:t>
+      </w:r>
+      <w:r>
+        <w:rPr>
+          <w:rFonts w:eastAsia="Times New Roman" w:cstheme="minorHAnsi"/>
+          <w:kern w:val="0"/>
+          <w:lang w:eastAsia="en-IN"/>
+          <w14:ligatures w14:val="none"/>
+        </w:rPr>
+        <w:t xml:space="preserve"> The experiment reveals that the model achieves </w:t>
+      </w:r>
+      <w:r>
+        <w:rPr>
+          <w:rFonts w:eastAsia="Times New Roman" w:cstheme="minorHAnsi"/>
+          <w:b/>
+          <w:bCs/>
+          <w:kern w:val="0"/>
+          <w:lang w:eastAsia="en-IN"/>
+          <w14:ligatures w14:val="none"/>
+        </w:rPr>
+        <w:t>soft sparsity</w:t>
+      </w:r>
+      <w:r>
+        <w:rPr>
+          <w:rFonts w:eastAsia="Times New Roman" w:cstheme="minorHAnsi"/>
+          <w:kern w:val="0"/>
+          <w:lang w:eastAsia="en-IN"/>
+          <w14:ligatures w14:val="none"/>
+        </w:rPr>
+        <w:t>. While the "Hard Sparsity" threshold ($&lt; 1 \times 10</w:t>
+      </w:r>
+      <w:proofErr w:type="gramStart"/>
+      <w:r>
+        <w:rPr>
+          <w:rFonts w:eastAsia="Times New Roman" w:cstheme="minorHAnsi"/>
+          <w:kern w:val="0"/>
+          <w:lang w:eastAsia="en-IN"/>
+          <w14:ligatures w14:val="none"/>
+        </w:rPr>
+        <w:t>^{</w:t>
+      </w:r>
+      <w:proofErr w:type="gramEnd"/>
+      <w:r>
+        <w:rPr>
+          <w:rFonts w:eastAsia="Times New Roman" w:cstheme="minorHAnsi"/>
+          <w:kern w:val="0"/>
+          <w:lang w:eastAsia="en-IN"/>
+          <w14:ligatures w14:val="none"/>
+        </w:rPr>
+        <w:t>-</w:t>
+      </w:r>
+      <w:proofErr w:type="gramStart"/>
+      <w:r>
+        <w:rPr>
+          <w:rFonts w:eastAsia="Times New Roman" w:cstheme="minorHAnsi"/>
+          <w:kern w:val="0"/>
+          <w:lang w:eastAsia="en-IN"/>
+          <w14:ligatures w14:val="none"/>
+        </w:rPr>
+        <w:t>2}$</w:t>
+      </w:r>
+      <w:proofErr w:type="gramEnd"/>
+      <w:r>
+        <w:rPr>
+          <w:rFonts w:eastAsia="Times New Roman" w:cstheme="minorHAnsi"/>
+          <w:kern w:val="0"/>
+          <w:lang w:eastAsia="en-IN"/>
+          <w14:ligatures w14:val="none"/>
+        </w:rPr>
+        <w:t>) remains at 0%, the significant shift in the gate distribution (clustering around 0.05) proves effective feature suppression.</w:t>
       </w:r>
     </w:p>
     <w:p>
       <w:pPr>
         <w:numPr>
           <w:ilvl w:val="0"/>
-          <w:numId w:val="6"/>
+          <w:numId w:val="27"/>
         </w:numPr>
-      </w:pPr>
-      <w:r>
-        <w:t>This creates feature suppression rather than strict feature removal</w:t>
+        <w:spacing w:after="100" w:afterAutospacing="1" w:line="240" w:lineRule="auto"/>
+        <w:rPr>
+          <w:rFonts w:eastAsia="Times New Roman" w:cstheme="minorHAnsi"/>
+          <w:kern w:val="0"/>
+          <w:lang w:eastAsia="en-IN"/>
+          <w14:ligatures w14:val="none"/>
+        </w:rPr>
+      </w:pPr>
+      <w:r>
+        <w:rPr>
+          <w:rFonts w:eastAsia="Times New Roman" w:cstheme="minorHAnsi"/>
+          <w:b/>
+          <w:bCs/>
+          <w:kern w:val="0"/>
+          <w:lang w:eastAsia="en-IN"/>
+          <w14:ligatures w14:val="none"/>
+        </w:rPr>
+        <w:t>Sigmoid Limitation:</w:t>
+      </w:r>
+      <w:r>
+        <w:rPr>
+          <w:rFonts w:eastAsia="Times New Roman" w:cstheme="minorHAnsi"/>
+          <w:kern w:val="0"/>
+          <w:lang w:eastAsia="en-IN"/>
+          <w14:ligatures w14:val="none"/>
+        </w:rPr>
+        <w:t xml:space="preserve"> Because sigmoid outputs $\sigma(g_{score</w:t>
+      </w:r>
+      <w:proofErr w:type="gramStart"/>
+      <w:r>
+        <w:rPr>
+          <w:rFonts w:eastAsia="Times New Roman" w:cstheme="minorHAnsi"/>
+          <w:kern w:val="0"/>
+          <w:lang w:eastAsia="en-IN"/>
+          <w14:ligatures w14:val="none"/>
+        </w:rPr>
+        <w:t>})$</w:t>
+      </w:r>
+      <w:proofErr w:type="gramEnd"/>
+      <w:r>
+        <w:rPr>
+          <w:rFonts w:eastAsia="Times New Roman" w:cstheme="minorHAnsi"/>
+          <w:kern w:val="0"/>
+          <w:lang w:eastAsia="en-IN"/>
+          <w14:ligatures w14:val="none"/>
+        </w:rPr>
+        <w:t xml:space="preserve"> are bounded within $(0, </w:t>
+      </w:r>
+      <w:proofErr w:type="gramStart"/>
+      <w:r>
+        <w:rPr>
+          <w:rFonts w:eastAsia="Times New Roman" w:cstheme="minorHAnsi"/>
+          <w:kern w:val="0"/>
+          <w:lang w:eastAsia="en-IN"/>
+          <w14:ligatures w14:val="none"/>
+        </w:rPr>
+        <w:t>1)$</w:t>
+      </w:r>
+      <w:proofErr w:type="gramEnd"/>
+      <w:r>
+        <w:rPr>
+          <w:rFonts w:eastAsia="Times New Roman" w:cstheme="minorHAnsi"/>
+          <w:kern w:val="0"/>
+          <w:lang w:eastAsia="en-IN"/>
+          <w14:ligatures w14:val="none"/>
+        </w:rPr>
+        <w:t>, they asymptotically approach zero but never reach it exactly during finite training.</w:t>
+      </w:r>
+    </w:p>
+    <w:p>
+      <w:pPr>
+        <w:numPr>
+          <w:ilvl w:val="0"/>
+          <w:numId w:val="27"/>
+        </w:numPr>
+        <w:spacing w:after="100" w:afterAutospacing="1" w:line="240" w:lineRule="auto"/>
+        <w:rPr>
+          <w:rFonts w:eastAsia="Times New Roman" w:cstheme="minorHAnsi"/>
+          <w:kern w:val="0"/>
+          <w:lang w:eastAsia="en-IN"/>
+          <w14:ligatures w14:val="none"/>
+        </w:rPr>
+      </w:pPr>
+      <w:r>
+        <w:rPr>
+          <w:rFonts w:eastAsia="Times New Roman" w:cstheme="minorHAnsi"/>
+          <w:b/>
+          <w:bCs/>
+          <w:kern w:val="0"/>
+          <w:lang w:eastAsia="en-IN"/>
+          <w14:ligatures w14:val="none"/>
+        </w:rPr>
+        <w:t>Strategic Feature Removal:</w:t>
+      </w:r>
+      <w:r>
+        <w:rPr>
+          <w:rFonts w:eastAsia="Times New Roman" w:cstheme="minorHAnsi"/>
+          <w:kern w:val="0"/>
+          <w:lang w:eastAsia="en-IN"/>
+          <w14:ligatures w14:val="none"/>
+        </w:rPr>
+        <w:t xml:space="preserve"> Rather than binary "on/off" pruning, the model learns a </w:t>
+      </w:r>
+      <w:r>
+        <w:rPr>
+          <w:rFonts w:eastAsia="Times New Roman" w:cstheme="minorHAnsi"/>
+          <w:b/>
+          <w:bCs/>
+          <w:kern w:val="0"/>
+          <w:lang w:eastAsia="en-IN"/>
+          <w14:ligatures w14:val="none"/>
+        </w:rPr>
+        <w:t>weighted importance mask</w:t>
+      </w:r>
+      <w:r>
+        <w:rPr>
+          <w:rFonts w:eastAsia="Times New Roman" w:cstheme="minorHAnsi"/>
+          <w:kern w:val="0"/>
+          <w:lang w:eastAsia="en-IN"/>
+          <w14:ligatures w14:val="none"/>
+        </w:rPr>
+        <w:t>, where lower gate values identify redundant parameters. This allows the model to remain robust and interpretable.</w:t>
       </w:r>
     </w:p>
     <w:p>
@@ -1558,9 +2091,9 @@
           <w:noProof/>
         </w:rPr>
         <w:drawing>
-          <wp:inline distT="0" distB="0" distL="0" distR="0" wp14:anchorId="4B767784" wp14:editId="7FB5962C">
-            <wp:extent cx="5731510" cy="3458210"/>
-            <wp:effectExtent l="0" t="0" r="2540" b="8890"/>
+          <wp:inline distT="0" distB="0" distL="0" distR="0" wp14:anchorId="4B767784" wp14:editId="2B73E0EA">
+            <wp:extent cx="5133109" cy="3097154"/>
+            <wp:effectExtent l="0" t="0" r="0" b="8255"/>
             <wp:docPr id="1623211743" name="Picture 1"/>
             <wp:cNvGraphicFramePr>
               <a:graphicFrameLocks xmlns:a="http://schemas.openxmlformats.org/drawingml/2006/main" noChangeAspect="1"/>
@@ -1581,7 +2114,7 @@
                   <pic:spPr>
                     <a:xfrm>
                       <a:off x="0" y="0"/>
-                      <a:ext cx="5731510" cy="3458210"/>
+                      <a:ext cx="5133757" cy="3097545"/>
                     </a:xfrm>
                     <a:prstGeom prst="rect">
                       <a:avLst/>
@@ -1610,6 +2143,7 @@
           <w:b/>
           <w:bCs/>
         </w:rPr>
+        <w:lastRenderedPageBreak/>
         <w:t>Observations</w:t>
       </w:r>
     </w:p>
@@ -1680,6 +2214,7 @@
         <w:t>To extend this project into a real AI system, I plan to add:</w:t>
       </w:r>
     </w:p>
+    <w:p/>
     <w:p>
       <w:pPr>
         <w:jc w:val="center"/>
@@ -1693,7 +2228,6 @@
           <w:b/>
           <w:bCs/>
         </w:rPr>
-        <w:lastRenderedPageBreak/>
         <w:t xml:space="preserve">Currently I have added interactive </w:t>
       </w:r>
       <w:proofErr w:type="spellStart"/>
@@ -1732,6 +2266,7 @@
         <w:rPr>
           <w:b/>
           <w:bCs/>
+          <w:noProof/>
         </w:rPr>
         <w:drawing>
           <wp:inline distT="0" distB="0" distL="0" distR="0" wp14:anchorId="1D48E920" wp14:editId="409453D8">
@@ -1805,6 +2340,7 @@
         <w:rPr>
           <w:noProof/>
         </w:rPr>
+        <w:lastRenderedPageBreak/>
         <w:drawing>
           <wp:inline distT="0" distB="0" distL="0" distR="0" wp14:anchorId="384A2C6D" wp14:editId="02DE445C">
             <wp:extent cx="5731510" cy="3223895"/>
@@ -1850,7 +2386,6 @@
         <w:rPr>
           <w:noProof/>
         </w:rPr>
-        <w:lastRenderedPageBreak/>
         <w:drawing>
           <wp:inline distT="0" distB="0" distL="0" distR="0" wp14:anchorId="049067BB" wp14:editId="7934D90D">
             <wp:extent cx="5731510" cy="3223895"/>
@@ -1896,6 +2431,7 @@
         <w:rPr>
           <w:noProof/>
         </w:rPr>
+        <w:lastRenderedPageBreak/>
         <w:drawing>
           <wp:inline distT="0" distB="0" distL="0" distR="0" wp14:anchorId="3F00DCE9" wp14:editId="08738325">
             <wp:extent cx="5731510" cy="3223895"/>
@@ -2036,7 +2572,6 @@
         <w:ind w:left="360"/>
       </w:pPr>
       <w:r>
-        <w:lastRenderedPageBreak/>
         <w:br/>
         <w:t>File name: fig6_system_flow_gemini_api.png</w:t>
       </w:r>
@@ -2171,6 +2706,7 @@
           <w:b/>
           <w:bCs/>
         </w:rPr>
+        <w:lastRenderedPageBreak/>
         <w:t>1. Environment Instability</w:t>
       </w:r>
     </w:p>
@@ -2430,7 +2966,6 @@
         </w:numPr>
       </w:pPr>
       <w:r>
-        <w:lastRenderedPageBreak/>
         <w:t>Initially ineffective λ values</w:t>
       </w:r>
     </w:p>
@@ -2588,6 +3123,7 @@
         </w:numPr>
       </w:pPr>
       <w:r>
+        <w:lastRenderedPageBreak/>
         <w:t>Avoided claiming false pruning</w:t>
       </w:r>
     </w:p>
@@ -2795,7 +3331,6 @@
         </w:numPr>
       </w:pPr>
       <w:r>
-        <w:lastRenderedPageBreak/>
         <w:t>debugging real ML systems</w:t>
       </w:r>
     </w:p>
@@ -2843,6 +3378,155 @@
 <file path=word/numbering.xml><?xml version="1.0" encoding="utf-8"?>
 <w:numbering xmlns:wpc="http://schemas.microsoft.com/office/word/2010/wordprocessingCanvas" xmlns:cx="http://schemas.microsoft.com/office/drawing/2014/chartex" xmlns:cx1="http://schemas.microsoft.com/office/drawing/2015/9/8/chartex" xmlns:cx2="http://schemas.microsoft.com/office/drawing/2015/10/21/chartex" xmlns:cx3="http://schemas.microsoft.com/office/drawing/2016/5/9/chartex" xmlns:cx4="http://schemas.microsoft.com/office/drawing/2016/5/10/chartex" xmlns:cx5="http://schemas.microsoft.com/office/drawing/2016/5/11/chartex" xmlns:cx6="http://schemas.microsoft.com/office/drawing/2016/5/12/chartex" xmlns:cx7="http://schemas.microsoft.com/office/drawing/2016/5/13/chartex" xmlns:cx8="http://schemas.microsoft.com/office/drawing/2016/5/14/chartex" xmlns:mc="http://schemas.openxmlformats.org/markup-compatibility/2006" xmlns:aink="http://schemas.microsoft.com/office/drawing/2016/ink" xmlns:am3d="http://schemas.microsoft.com/office/drawing/2017/model3d" xmlns:o="urn:schemas-microsoft-com:office:office" xmlns:oel="http://schemas.microsoft.com/office/2019/extlst" xmlns:r="http://schemas.openxmlformats.org/officeDocument/2006/relationships" xmlns:m="http://schemas.openxmlformats.org/officeDocument/2006/math" xmlns:v="urn:schemas-microsoft-com:vml" xmlns:wp14="http://schemas.microsoft.com/office/word/2010/wordprocessingDrawing" xmlns:wp="http://schemas.openxmlformats.org/drawingml/2006/wordprocessingDrawing" xmlns:w10="urn:schemas-microsoft-com:office:word" xmlns:w="http://schemas.openxmlformats.org/wordprocessingml/2006/main" xmlns:w14="http://schemas.microsoft.com/office/word/2010/wordml" xmlns:w15="http://schemas.microsoft.com/office/word/2012/wordml" xmlns:w16cex="http://schemas.microsoft.com/office/word/2018/wordml/cex" xmlns:w16cid="http://schemas.microsoft.com/office/word/2016/wordml/cid" xmlns:w16="http://schemas.microsoft.com/office/word/2018/wordml" xmlns:w16du="http://schemas.microsoft.com/office/word/2023/wordml/word16du" xmlns:w16sdtdh="http://schemas.microsoft.com/office/word/2020/wordml/sdtdatahash" xmlns:w16sdtfl="http://schemas.microsoft.com/office/word/2024/wordml/sdtformatlock" xmlns:w16se="http://schemas.microsoft.com/office/word/2015/wordml/symex" xmlns:wpg="http://schemas.microsoft.com/office/word/2010/wordprocessingGroup" xmlns:wpi="http://schemas.microsoft.com/office/word/2010/wordprocessingInk" xmlns:wne="http://schemas.microsoft.com/office/word/2006/wordml" xmlns:wps="http://schemas.microsoft.com/office/word/2010/wordprocessingShape" mc:Ignorable="w14 w15 w16se w16cid w16 w16cex w16sdtdh w16sdtfl w16du wp14">
   <w:abstractNum w:abstractNumId="0" w15:restartNumberingAfterBreak="0">
+    <w:nsid w:val="052517F8"/>
+    <w:multiLevelType w:val="multilevel"/>
+    <w:tmpl w:val="624A3760"/>
+    <w:lvl w:ilvl="0">
+      <w:start w:val="1"/>
+      <w:numFmt w:val="bullet"/>
+      <w:lvlText w:val=""/>
+      <w:lvlJc w:val="left"/>
+      <w:pPr>
+        <w:tabs>
+          <w:tab w:val="num" w:pos="720"/>
+        </w:tabs>
+        <w:ind w:left="720" w:hanging="360"/>
+      </w:pPr>
+      <w:rPr>
+        <w:rFonts w:ascii="Symbol" w:hAnsi="Symbol" w:hint="default"/>
+        <w:sz w:val="20"/>
+      </w:rPr>
+    </w:lvl>
+    <w:lvl w:ilvl="1" w:tentative="1">
+      <w:start w:val="1"/>
+      <w:numFmt w:val="bullet"/>
+      <w:lvlText w:val="o"/>
+      <w:lvlJc w:val="left"/>
+      <w:pPr>
+        <w:tabs>
+          <w:tab w:val="num" w:pos="1440"/>
+        </w:tabs>
+        <w:ind w:left="1440" w:hanging="360"/>
+      </w:pPr>
+      <w:rPr>
+        <w:rFonts w:ascii="Courier New" w:hAnsi="Courier New" w:hint="default"/>
+        <w:sz w:val="20"/>
+      </w:rPr>
+    </w:lvl>
+    <w:lvl w:ilvl="2" w:tentative="1">
+      <w:start w:val="1"/>
+      <w:numFmt w:val="bullet"/>
+      <w:lvlText w:val=""/>
+      <w:lvlJc w:val="left"/>
+      <w:pPr>
+        <w:tabs>
+          <w:tab w:val="num" w:pos="2160"/>
+        </w:tabs>
+        <w:ind w:left="2160" w:hanging="360"/>
+      </w:pPr>
+      <w:rPr>
+        <w:rFonts w:ascii="Wingdings" w:hAnsi="Wingdings" w:hint="default"/>
+        <w:sz w:val="20"/>
+      </w:rPr>
+    </w:lvl>
+    <w:lvl w:ilvl="3" w:tentative="1">
+      <w:start w:val="1"/>
+      <w:numFmt w:val="bullet"/>
+      <w:lvlText w:val=""/>
+      <w:lvlJc w:val="left"/>
+      <w:pPr>
+        <w:tabs>
+          <w:tab w:val="num" w:pos="2880"/>
+        </w:tabs>
+        <w:ind w:left="2880" w:hanging="360"/>
+      </w:pPr>
+      <w:rPr>
+        <w:rFonts w:ascii="Wingdings" w:hAnsi="Wingdings" w:hint="default"/>
+        <w:sz w:val="20"/>
+      </w:rPr>
+    </w:lvl>
+    <w:lvl w:ilvl="4" w:tentative="1">
+      <w:start w:val="1"/>
+      <w:numFmt w:val="bullet"/>
+      <w:lvlText w:val=""/>
+      <w:lvlJc w:val="left"/>
+      <w:pPr>
+        <w:tabs>
+          <w:tab w:val="num" w:pos="3600"/>
+        </w:tabs>
+        <w:ind w:left="3600" w:hanging="360"/>
+      </w:pPr>
+      <w:rPr>
+        <w:rFonts w:ascii="Wingdings" w:hAnsi="Wingdings" w:hint="default"/>
+        <w:sz w:val="20"/>
+      </w:rPr>
+    </w:lvl>
+    <w:lvl w:ilvl="5" w:tentative="1">
+      <w:start w:val="1"/>
+      <w:numFmt w:val="bullet"/>
+      <w:lvlText w:val=""/>
+      <w:lvlJc w:val="left"/>
+      <w:pPr>
+        <w:tabs>
+          <w:tab w:val="num" w:pos="4320"/>
+        </w:tabs>
+        <w:ind w:left="4320" w:hanging="360"/>
+      </w:pPr>
+      <w:rPr>
+        <w:rFonts w:ascii="Wingdings" w:hAnsi="Wingdings" w:hint="default"/>
+        <w:sz w:val="20"/>
+      </w:rPr>
+    </w:lvl>
+    <w:lvl w:ilvl="6" w:tentative="1">
+      <w:start w:val="1"/>
+      <w:numFmt w:val="bullet"/>
+      <w:lvlText w:val=""/>
+      <w:lvlJc w:val="left"/>
+      <w:pPr>
+        <w:tabs>
+          <w:tab w:val="num" w:pos="5040"/>
+        </w:tabs>
+        <w:ind w:left="5040" w:hanging="360"/>
+      </w:pPr>
+      <w:rPr>
+        <w:rFonts w:ascii="Wingdings" w:hAnsi="Wingdings" w:hint="default"/>
+        <w:sz w:val="20"/>
+      </w:rPr>
+    </w:lvl>
+    <w:lvl w:ilvl="7" w:tentative="1">
+      <w:start w:val="1"/>
+      <w:numFmt w:val="bullet"/>
+      <w:lvlText w:val=""/>
+      <w:lvlJc w:val="left"/>
+      <w:pPr>
+        <w:tabs>
+          <w:tab w:val="num" w:pos="5760"/>
+        </w:tabs>
+        <w:ind w:left="5760" w:hanging="360"/>
+      </w:pPr>
+      <w:rPr>
+        <w:rFonts w:ascii="Wingdings" w:hAnsi="Wingdings" w:hint="default"/>
+        <w:sz w:val="20"/>
+      </w:rPr>
+    </w:lvl>
+    <w:lvl w:ilvl="8" w:tentative="1">
+      <w:start w:val="1"/>
+      <w:numFmt w:val="bullet"/>
+      <w:lvlText w:val=""/>
+      <w:lvlJc w:val="left"/>
+      <w:pPr>
+        <w:tabs>
+          <w:tab w:val="num" w:pos="6480"/>
+        </w:tabs>
+        <w:ind w:left="6480" w:hanging="360"/>
+      </w:pPr>
+      <w:rPr>
+        <w:rFonts w:ascii="Wingdings" w:hAnsi="Wingdings" w:hint="default"/>
+        <w:sz w:val="20"/>
+      </w:rPr>
+    </w:lvl>
+  </w:abstractNum>
+  <w:abstractNum w:abstractNumId="1" w15:restartNumberingAfterBreak="0">
     <w:nsid w:val="0A3D7F4F"/>
     <w:multiLevelType w:val="multilevel"/>
     <w:tmpl w:val="B04CFF96"/>
@@ -2991,7 +3675,7 @@
       </w:rPr>
     </w:lvl>
   </w:abstractNum>
-  <w:abstractNum w:abstractNumId="1" w15:restartNumberingAfterBreak="0">
+  <w:abstractNum w:abstractNumId="2" w15:restartNumberingAfterBreak="0">
     <w:nsid w:val="0AEE0923"/>
     <w:multiLevelType w:val="multilevel"/>
     <w:tmpl w:val="6B7850E2"/>
@@ -3140,7 +3824,7 @@
       </w:rPr>
     </w:lvl>
   </w:abstractNum>
-  <w:abstractNum w:abstractNumId="2" w15:restartNumberingAfterBreak="0">
+  <w:abstractNum w:abstractNumId="3" w15:restartNumberingAfterBreak="0">
     <w:nsid w:val="137228D9"/>
     <w:multiLevelType w:val="multilevel"/>
     <w:tmpl w:val="B418A9DC"/>
@@ -3289,7 +3973,7 @@
       </w:rPr>
     </w:lvl>
   </w:abstractNum>
-  <w:abstractNum w:abstractNumId="3" w15:restartNumberingAfterBreak="0">
+  <w:abstractNum w:abstractNumId="4" w15:restartNumberingAfterBreak="0">
     <w:nsid w:val="1AD64777"/>
     <w:multiLevelType w:val="multilevel"/>
     <w:tmpl w:val="DB78360A"/>
@@ -3438,7 +4122,7 @@
       </w:rPr>
     </w:lvl>
   </w:abstractNum>
-  <w:abstractNum w:abstractNumId="4" w15:restartNumberingAfterBreak="0">
+  <w:abstractNum w:abstractNumId="5" w15:restartNumberingAfterBreak="0">
     <w:nsid w:val="22682492"/>
     <w:multiLevelType w:val="multilevel"/>
     <w:tmpl w:val="487069D8"/>
@@ -3587,7 +4271,7 @@
       </w:rPr>
     </w:lvl>
   </w:abstractNum>
-  <w:abstractNum w:abstractNumId="5" w15:restartNumberingAfterBreak="0">
+  <w:abstractNum w:abstractNumId="6" w15:restartNumberingAfterBreak="0">
     <w:nsid w:val="2A122BA3"/>
     <w:multiLevelType w:val="multilevel"/>
     <w:tmpl w:val="6E9852D8"/>
@@ -3736,7 +4420,7 @@
       </w:rPr>
     </w:lvl>
   </w:abstractNum>
-  <w:abstractNum w:abstractNumId="6" w15:restartNumberingAfterBreak="0">
+  <w:abstractNum w:abstractNumId="7" w15:restartNumberingAfterBreak="0">
     <w:nsid w:val="2E151630"/>
     <w:multiLevelType w:val="multilevel"/>
     <w:tmpl w:val="BDB09A9E"/>
@@ -3885,7 +4569,7 @@
       </w:rPr>
     </w:lvl>
   </w:abstractNum>
-  <w:abstractNum w:abstractNumId="7" w15:restartNumberingAfterBreak="0">
+  <w:abstractNum w:abstractNumId="8" w15:restartNumberingAfterBreak="0">
     <w:nsid w:val="31164663"/>
     <w:multiLevelType w:val="multilevel"/>
     <w:tmpl w:val="EDDEDB4A"/>
@@ -4034,7 +4718,7 @@
       </w:rPr>
     </w:lvl>
   </w:abstractNum>
-  <w:abstractNum w:abstractNumId="8" w15:restartNumberingAfterBreak="0">
+  <w:abstractNum w:abstractNumId="9" w15:restartNumberingAfterBreak="0">
     <w:nsid w:val="34805A6D"/>
     <w:multiLevelType w:val="multilevel"/>
     <w:tmpl w:val="7E26EF16"/>
@@ -4183,7 +4867,7 @@
       </w:rPr>
     </w:lvl>
   </w:abstractNum>
-  <w:abstractNum w:abstractNumId="9" w15:restartNumberingAfterBreak="0">
+  <w:abstractNum w:abstractNumId="10" w15:restartNumberingAfterBreak="0">
     <w:nsid w:val="38BE0078"/>
     <w:multiLevelType w:val="multilevel"/>
     <w:tmpl w:val="36523028"/>
@@ -4332,7 +5016,7 @@
       </w:rPr>
     </w:lvl>
   </w:abstractNum>
-  <w:abstractNum w:abstractNumId="10" w15:restartNumberingAfterBreak="0">
+  <w:abstractNum w:abstractNumId="11" w15:restartNumberingAfterBreak="0">
     <w:nsid w:val="41662B7B"/>
     <w:multiLevelType w:val="multilevel"/>
     <w:tmpl w:val="A40A85D0"/>
@@ -4481,7 +5165,7 @@
       </w:rPr>
     </w:lvl>
   </w:abstractNum>
-  <w:abstractNum w:abstractNumId="11" w15:restartNumberingAfterBreak="0">
+  <w:abstractNum w:abstractNumId="12" w15:restartNumberingAfterBreak="0">
     <w:nsid w:val="464578F7"/>
     <w:multiLevelType w:val="multilevel"/>
     <w:tmpl w:val="E7FC4894"/>
@@ -4630,7 +5314,7 @@
       </w:rPr>
     </w:lvl>
   </w:abstractNum>
-  <w:abstractNum w:abstractNumId="12" w15:restartNumberingAfterBreak="0">
+  <w:abstractNum w:abstractNumId="13" w15:restartNumberingAfterBreak="0">
     <w:nsid w:val="59CD457A"/>
     <w:multiLevelType w:val="multilevel"/>
     <w:tmpl w:val="14DCC20A"/>
@@ -4779,7 +5463,156 @@
       </w:rPr>
     </w:lvl>
   </w:abstractNum>
-  <w:abstractNum w:abstractNumId="13" w15:restartNumberingAfterBreak="0">
+  <w:abstractNum w:abstractNumId="14" w15:restartNumberingAfterBreak="0">
+    <w:nsid w:val="5D4441BC"/>
+    <w:multiLevelType w:val="multilevel"/>
+    <w:tmpl w:val="181E75D4"/>
+    <w:lvl w:ilvl="0">
+      <w:start w:val="1"/>
+      <w:numFmt w:val="bullet"/>
+      <w:lvlText w:val=""/>
+      <w:lvlJc w:val="left"/>
+      <w:pPr>
+        <w:tabs>
+          <w:tab w:val="num" w:pos="720"/>
+        </w:tabs>
+        <w:ind w:left="720" w:hanging="360"/>
+      </w:pPr>
+      <w:rPr>
+        <w:rFonts w:ascii="Symbol" w:hAnsi="Symbol" w:hint="default"/>
+        <w:sz w:val="20"/>
+      </w:rPr>
+    </w:lvl>
+    <w:lvl w:ilvl="1" w:tentative="1">
+      <w:start w:val="1"/>
+      <w:numFmt w:val="bullet"/>
+      <w:lvlText w:val="o"/>
+      <w:lvlJc w:val="left"/>
+      <w:pPr>
+        <w:tabs>
+          <w:tab w:val="num" w:pos="1440"/>
+        </w:tabs>
+        <w:ind w:left="1440" w:hanging="360"/>
+      </w:pPr>
+      <w:rPr>
+        <w:rFonts w:ascii="Courier New" w:hAnsi="Courier New" w:hint="default"/>
+        <w:sz w:val="20"/>
+      </w:rPr>
+    </w:lvl>
+    <w:lvl w:ilvl="2" w:tentative="1">
+      <w:start w:val="1"/>
+      <w:numFmt w:val="bullet"/>
+      <w:lvlText w:val=""/>
+      <w:lvlJc w:val="left"/>
+      <w:pPr>
+        <w:tabs>
+          <w:tab w:val="num" w:pos="2160"/>
+        </w:tabs>
+        <w:ind w:left="2160" w:hanging="360"/>
+      </w:pPr>
+      <w:rPr>
+        <w:rFonts w:ascii="Wingdings" w:hAnsi="Wingdings" w:hint="default"/>
+        <w:sz w:val="20"/>
+      </w:rPr>
+    </w:lvl>
+    <w:lvl w:ilvl="3" w:tentative="1">
+      <w:start w:val="1"/>
+      <w:numFmt w:val="bullet"/>
+      <w:lvlText w:val=""/>
+      <w:lvlJc w:val="left"/>
+      <w:pPr>
+        <w:tabs>
+          <w:tab w:val="num" w:pos="2880"/>
+        </w:tabs>
+        <w:ind w:left="2880" w:hanging="360"/>
+      </w:pPr>
+      <w:rPr>
+        <w:rFonts w:ascii="Wingdings" w:hAnsi="Wingdings" w:hint="default"/>
+        <w:sz w:val="20"/>
+      </w:rPr>
+    </w:lvl>
+    <w:lvl w:ilvl="4" w:tentative="1">
+      <w:start w:val="1"/>
+      <w:numFmt w:val="bullet"/>
+      <w:lvlText w:val=""/>
+      <w:lvlJc w:val="left"/>
+      <w:pPr>
+        <w:tabs>
+          <w:tab w:val="num" w:pos="3600"/>
+        </w:tabs>
+        <w:ind w:left="3600" w:hanging="360"/>
+      </w:pPr>
+      <w:rPr>
+        <w:rFonts w:ascii="Wingdings" w:hAnsi="Wingdings" w:hint="default"/>
+        <w:sz w:val="20"/>
+      </w:rPr>
+    </w:lvl>
+    <w:lvl w:ilvl="5" w:tentative="1">
+      <w:start w:val="1"/>
+      <w:numFmt w:val="bullet"/>
+      <w:lvlText w:val=""/>
+      <w:lvlJc w:val="left"/>
+      <w:pPr>
+        <w:tabs>
+          <w:tab w:val="num" w:pos="4320"/>
+        </w:tabs>
+        <w:ind w:left="4320" w:hanging="360"/>
+      </w:pPr>
+      <w:rPr>
+        <w:rFonts w:ascii="Wingdings" w:hAnsi="Wingdings" w:hint="default"/>
+        <w:sz w:val="20"/>
+      </w:rPr>
+    </w:lvl>
+    <w:lvl w:ilvl="6" w:tentative="1">
+      <w:start w:val="1"/>
+      <w:numFmt w:val="bullet"/>
+      <w:lvlText w:val=""/>
+      <w:lvlJc w:val="left"/>
+      <w:pPr>
+        <w:tabs>
+          <w:tab w:val="num" w:pos="5040"/>
+        </w:tabs>
+        <w:ind w:left="5040" w:hanging="360"/>
+      </w:pPr>
+      <w:rPr>
+        <w:rFonts w:ascii="Wingdings" w:hAnsi="Wingdings" w:hint="default"/>
+        <w:sz w:val="20"/>
+      </w:rPr>
+    </w:lvl>
+    <w:lvl w:ilvl="7" w:tentative="1">
+      <w:start w:val="1"/>
+      <w:numFmt w:val="bullet"/>
+      <w:lvlText w:val=""/>
+      <w:lvlJc w:val="left"/>
+      <w:pPr>
+        <w:tabs>
+          <w:tab w:val="num" w:pos="5760"/>
+        </w:tabs>
+        <w:ind w:left="5760" w:hanging="360"/>
+      </w:pPr>
+      <w:rPr>
+        <w:rFonts w:ascii="Wingdings" w:hAnsi="Wingdings" w:hint="default"/>
+        <w:sz w:val="20"/>
+      </w:rPr>
+    </w:lvl>
+    <w:lvl w:ilvl="8" w:tentative="1">
+      <w:start w:val="1"/>
+      <w:numFmt w:val="bullet"/>
+      <w:lvlText w:val=""/>
+      <w:lvlJc w:val="left"/>
+      <w:pPr>
+        <w:tabs>
+          <w:tab w:val="num" w:pos="6480"/>
+        </w:tabs>
+        <w:ind w:left="6480" w:hanging="360"/>
+      </w:pPr>
+      <w:rPr>
+        <w:rFonts w:ascii="Wingdings" w:hAnsi="Wingdings" w:hint="default"/>
+        <w:sz w:val="20"/>
+      </w:rPr>
+    </w:lvl>
+  </w:abstractNum>
+  <w:abstractNum w:abstractNumId="15" w15:restartNumberingAfterBreak="0">
     <w:nsid w:val="5F54729A"/>
     <w:multiLevelType w:val="multilevel"/>
     <w:tmpl w:val="A5B21ED2"/>
@@ -4928,7 +5761,7 @@
       </w:rPr>
     </w:lvl>
   </w:abstractNum>
-  <w:abstractNum w:abstractNumId="14" w15:restartNumberingAfterBreak="0">
+  <w:abstractNum w:abstractNumId="16" w15:restartNumberingAfterBreak="0">
     <w:nsid w:val="614A21F9"/>
     <w:multiLevelType w:val="multilevel"/>
     <w:tmpl w:val="EEDC2754"/>
@@ -5077,7 +5910,7 @@
       </w:rPr>
     </w:lvl>
   </w:abstractNum>
-  <w:abstractNum w:abstractNumId="15" w15:restartNumberingAfterBreak="0">
+  <w:abstractNum w:abstractNumId="17" w15:restartNumberingAfterBreak="0">
     <w:nsid w:val="61CC1487"/>
     <w:multiLevelType w:val="multilevel"/>
     <w:tmpl w:val="78C6A434"/>
@@ -5226,7 +6059,7 @@
       </w:rPr>
     </w:lvl>
   </w:abstractNum>
-  <w:abstractNum w:abstractNumId="16" w15:restartNumberingAfterBreak="0">
+  <w:abstractNum w:abstractNumId="18" w15:restartNumberingAfterBreak="0">
     <w:nsid w:val="648B7EC9"/>
     <w:multiLevelType w:val="multilevel"/>
     <w:tmpl w:val="4D98583E"/>
@@ -5375,7 +6208,156 @@
       </w:rPr>
     </w:lvl>
   </w:abstractNum>
-  <w:abstractNum w:abstractNumId="17" w15:restartNumberingAfterBreak="0">
+  <w:abstractNum w:abstractNumId="19" w15:restartNumberingAfterBreak="0">
+    <w:nsid w:val="68280383"/>
+    <w:multiLevelType w:val="multilevel"/>
+    <w:tmpl w:val="F5C89772"/>
+    <w:lvl w:ilvl="0">
+      <w:start w:val="1"/>
+      <w:numFmt w:val="bullet"/>
+      <w:lvlText w:val=""/>
+      <w:lvlJc w:val="left"/>
+      <w:pPr>
+        <w:tabs>
+          <w:tab w:val="num" w:pos="720"/>
+        </w:tabs>
+        <w:ind w:left="720" w:hanging="360"/>
+      </w:pPr>
+      <w:rPr>
+        <w:rFonts w:ascii="Symbol" w:hAnsi="Symbol" w:hint="default"/>
+        <w:sz w:val="20"/>
+      </w:rPr>
+    </w:lvl>
+    <w:lvl w:ilvl="1" w:tentative="1">
+      <w:start w:val="1"/>
+      <w:numFmt w:val="bullet"/>
+      <w:lvlText w:val="o"/>
+      <w:lvlJc w:val="left"/>
+      <w:pPr>
+        <w:tabs>
+          <w:tab w:val="num" w:pos="1440"/>
+        </w:tabs>
+        <w:ind w:left="1440" w:hanging="360"/>
+      </w:pPr>
+      <w:rPr>
+        <w:rFonts w:ascii="Courier New" w:hAnsi="Courier New" w:hint="default"/>
+        <w:sz w:val="20"/>
+      </w:rPr>
+    </w:lvl>
+    <w:lvl w:ilvl="2" w:tentative="1">
+      <w:start w:val="1"/>
+      <w:numFmt w:val="bullet"/>
+      <w:lvlText w:val=""/>
+      <w:lvlJc w:val="left"/>
+      <w:pPr>
+        <w:tabs>
+          <w:tab w:val="num" w:pos="2160"/>
+        </w:tabs>
+        <w:ind w:left="2160" w:hanging="360"/>
+      </w:pPr>
+      <w:rPr>
+        <w:rFonts w:ascii="Wingdings" w:hAnsi="Wingdings" w:hint="default"/>
+        <w:sz w:val="20"/>
+      </w:rPr>
+    </w:lvl>
+    <w:lvl w:ilvl="3" w:tentative="1">
+      <w:start w:val="1"/>
+      <w:numFmt w:val="bullet"/>
+      <w:lvlText w:val=""/>
+      <w:lvlJc w:val="left"/>
+      <w:pPr>
+        <w:tabs>
+          <w:tab w:val="num" w:pos="2880"/>
+        </w:tabs>
+        <w:ind w:left="2880" w:hanging="360"/>
+      </w:pPr>
+      <w:rPr>
+        <w:rFonts w:ascii="Wingdings" w:hAnsi="Wingdings" w:hint="default"/>
+        <w:sz w:val="20"/>
+      </w:rPr>
+    </w:lvl>
+    <w:lvl w:ilvl="4" w:tentative="1">
+      <w:start w:val="1"/>
+      <w:numFmt w:val="bullet"/>
+      <w:lvlText w:val=""/>
+      <w:lvlJc w:val="left"/>
+      <w:pPr>
+        <w:tabs>
+          <w:tab w:val="num" w:pos="3600"/>
+        </w:tabs>
+        <w:ind w:left="3600" w:hanging="360"/>
+      </w:pPr>
+      <w:rPr>
+        <w:rFonts w:ascii="Wingdings" w:hAnsi="Wingdings" w:hint="default"/>
+        <w:sz w:val="20"/>
+      </w:rPr>
+    </w:lvl>
+    <w:lvl w:ilvl="5" w:tentative="1">
+      <w:start w:val="1"/>
+      <w:numFmt w:val="bullet"/>
+      <w:lvlText w:val=""/>
+      <w:lvlJc w:val="left"/>
+      <w:pPr>
+        <w:tabs>
+          <w:tab w:val="num" w:pos="4320"/>
+        </w:tabs>
+        <w:ind w:left="4320" w:hanging="360"/>
+      </w:pPr>
+      <w:rPr>
+        <w:rFonts w:ascii="Wingdings" w:hAnsi="Wingdings" w:hint="default"/>
+        <w:sz w:val="20"/>
+      </w:rPr>
+    </w:lvl>
+    <w:lvl w:ilvl="6" w:tentative="1">
+      <w:start w:val="1"/>
+      <w:numFmt w:val="bullet"/>
+      <w:lvlText w:val=""/>
+      <w:lvlJc w:val="left"/>
+      <w:pPr>
+        <w:tabs>
+          <w:tab w:val="num" w:pos="5040"/>
+        </w:tabs>
+        <w:ind w:left="5040" w:hanging="360"/>
+      </w:pPr>
+      <w:rPr>
+        <w:rFonts w:ascii="Wingdings" w:hAnsi="Wingdings" w:hint="default"/>
+        <w:sz w:val="20"/>
+      </w:rPr>
+    </w:lvl>
+    <w:lvl w:ilvl="7" w:tentative="1">
+      <w:start w:val="1"/>
+      <w:numFmt w:val="bullet"/>
+      <w:lvlText w:val=""/>
+      <w:lvlJc w:val="left"/>
+      <w:pPr>
+        <w:tabs>
+          <w:tab w:val="num" w:pos="5760"/>
+        </w:tabs>
+        <w:ind w:left="5760" w:hanging="360"/>
+      </w:pPr>
+      <w:rPr>
+        <w:rFonts w:ascii="Wingdings" w:hAnsi="Wingdings" w:hint="default"/>
+        <w:sz w:val="20"/>
+      </w:rPr>
+    </w:lvl>
+    <w:lvl w:ilvl="8" w:tentative="1">
+      <w:start w:val="1"/>
+      <w:numFmt w:val="bullet"/>
+      <w:lvlText w:val=""/>
+      <w:lvlJc w:val="left"/>
+      <w:pPr>
+        <w:tabs>
+          <w:tab w:val="num" w:pos="6480"/>
+        </w:tabs>
+        <w:ind w:left="6480" w:hanging="360"/>
+      </w:pPr>
+      <w:rPr>
+        <w:rFonts w:ascii="Wingdings" w:hAnsi="Wingdings" w:hint="default"/>
+        <w:sz w:val="20"/>
+      </w:rPr>
+    </w:lvl>
+  </w:abstractNum>
+  <w:abstractNum w:abstractNumId="20" w15:restartNumberingAfterBreak="0">
     <w:nsid w:val="74274378"/>
     <w:multiLevelType w:val="multilevel"/>
     <w:tmpl w:val="25DCEAA8"/>
@@ -5524,7 +6506,7 @@
       </w:rPr>
     </w:lvl>
   </w:abstractNum>
-  <w:abstractNum w:abstractNumId="18" w15:restartNumberingAfterBreak="0">
+  <w:abstractNum w:abstractNumId="21" w15:restartNumberingAfterBreak="0">
     <w:nsid w:val="76171E98"/>
     <w:multiLevelType w:val="multilevel"/>
     <w:tmpl w:val="BDC01084"/>
@@ -5673,7 +6655,7 @@
       </w:rPr>
     </w:lvl>
   </w:abstractNum>
-  <w:abstractNum w:abstractNumId="19" w15:restartNumberingAfterBreak="0">
+  <w:abstractNum w:abstractNumId="22" w15:restartNumberingAfterBreak="0">
     <w:nsid w:val="77F014F9"/>
     <w:multiLevelType w:val="multilevel"/>
     <w:tmpl w:val="7A50D754"/>
@@ -5822,7 +6804,7 @@
       </w:rPr>
     </w:lvl>
   </w:abstractNum>
-  <w:abstractNum w:abstractNumId="20" w15:restartNumberingAfterBreak="0">
+  <w:abstractNum w:abstractNumId="23" w15:restartNumberingAfterBreak="0">
     <w:nsid w:val="78B87776"/>
     <w:multiLevelType w:val="multilevel"/>
     <w:tmpl w:val="580063D0"/>
@@ -5971,7 +6953,7 @@
       </w:rPr>
     </w:lvl>
   </w:abstractNum>
-  <w:abstractNum w:abstractNumId="21" w15:restartNumberingAfterBreak="0">
+  <w:abstractNum w:abstractNumId="24" w15:restartNumberingAfterBreak="0">
     <w:nsid w:val="79F05082"/>
     <w:multiLevelType w:val="multilevel"/>
     <w:tmpl w:val="A1DCFD76"/>
@@ -6120,7 +7102,7 @@
       </w:rPr>
     </w:lvl>
   </w:abstractNum>
-  <w:abstractNum w:abstractNumId="22" w15:restartNumberingAfterBreak="0">
+  <w:abstractNum w:abstractNumId="25" w15:restartNumberingAfterBreak="0">
     <w:nsid w:val="7CD01079"/>
     <w:multiLevelType w:val="multilevel"/>
     <w:tmpl w:val="6A2C85A4"/>
@@ -6269,7 +7251,7 @@
       </w:rPr>
     </w:lvl>
   </w:abstractNum>
-  <w:abstractNum w:abstractNumId="23" w15:restartNumberingAfterBreak="0">
+  <w:abstractNum w:abstractNumId="26" w15:restartNumberingAfterBreak="0">
     <w:nsid w:val="7E5552E7"/>
     <w:multiLevelType w:val="multilevel"/>
     <w:tmpl w:val="7ED2E16C"/>
@@ -6419,75 +7401,84 @@
     </w:lvl>
   </w:abstractNum>
   <w:num w:numId="1" w16cid:durableId="1830513761">
+    <w:abstractNumId w:val="5"/>
+  </w:num>
+  <w:num w:numId="2" w16cid:durableId="1276861121">
     <w:abstractNumId w:val="4"/>
   </w:num>
-  <w:num w:numId="2" w16cid:durableId="1276861121">
+  <w:num w:numId="3" w16cid:durableId="619918847">
+    <w:abstractNumId w:val="24"/>
+  </w:num>
+  <w:num w:numId="4" w16cid:durableId="1182158333">
+    <w:abstractNumId w:val="6"/>
+  </w:num>
+  <w:num w:numId="5" w16cid:durableId="854222652">
+    <w:abstractNumId w:val="8"/>
+  </w:num>
+  <w:num w:numId="6" w16cid:durableId="1912740077">
+    <w:abstractNumId w:val="10"/>
+  </w:num>
+  <w:num w:numId="7" w16cid:durableId="1747192795">
+    <w:abstractNumId w:val="18"/>
+  </w:num>
+  <w:num w:numId="8" w16cid:durableId="2118475391">
+    <w:abstractNumId w:val="21"/>
+  </w:num>
+  <w:num w:numId="9" w16cid:durableId="989947127">
+    <w:abstractNumId w:val="2"/>
+  </w:num>
+  <w:num w:numId="10" w16cid:durableId="1685783908">
     <w:abstractNumId w:val="3"/>
   </w:num>
-  <w:num w:numId="3" w16cid:durableId="619918847">
-    <w:abstractNumId w:val="21"/>
+  <w:num w:numId="11" w16cid:durableId="1675961045">
+    <w:abstractNumId w:val="20"/>
   </w:num>
-  <w:num w:numId="4" w16cid:durableId="1182158333">
-    <w:abstractNumId w:val="5"/>
+  <w:num w:numId="12" w16cid:durableId="1594316116">
+    <w:abstractNumId w:val="23"/>
   </w:num>
-  <w:num w:numId="5" w16cid:durableId="854222652">
+  <w:num w:numId="13" w16cid:durableId="1909341660">
+    <w:abstractNumId w:val="12"/>
+  </w:num>
+  <w:num w:numId="14" w16cid:durableId="1829786567">
+    <w:abstractNumId w:val="17"/>
+  </w:num>
+  <w:num w:numId="15" w16cid:durableId="2120907225">
+    <w:abstractNumId w:val="11"/>
+  </w:num>
+  <w:num w:numId="16" w16cid:durableId="1199855421">
+    <w:abstractNumId w:val="13"/>
+  </w:num>
+  <w:num w:numId="17" w16cid:durableId="986008220">
+    <w:abstractNumId w:val="26"/>
+  </w:num>
+  <w:num w:numId="18" w16cid:durableId="366151521">
+    <w:abstractNumId w:val="22"/>
+  </w:num>
+  <w:num w:numId="19" w16cid:durableId="1649245534">
+    <w:abstractNumId w:val="9"/>
+  </w:num>
+  <w:num w:numId="20" w16cid:durableId="1926526486">
+    <w:abstractNumId w:val="15"/>
+  </w:num>
+  <w:num w:numId="21" w16cid:durableId="832648429">
+    <w:abstractNumId w:val="25"/>
+  </w:num>
+  <w:num w:numId="22" w16cid:durableId="216943372">
     <w:abstractNumId w:val="7"/>
   </w:num>
-  <w:num w:numId="6" w16cid:durableId="1912740077">
-    <w:abstractNumId w:val="9"/>
-  </w:num>
-  <w:num w:numId="7" w16cid:durableId="1747192795">
+  <w:num w:numId="23" w16cid:durableId="642009762">
     <w:abstractNumId w:val="16"/>
   </w:num>
-  <w:num w:numId="8" w16cid:durableId="2118475391">
-    <w:abstractNumId w:val="18"/>
-  </w:num>
-  <w:num w:numId="9" w16cid:durableId="989947127">
+  <w:num w:numId="24" w16cid:durableId="1353074358">
     <w:abstractNumId w:val="1"/>
   </w:num>
-  <w:num w:numId="10" w16cid:durableId="1685783908">
-    <w:abstractNumId w:val="2"/>
-  </w:num>
-  <w:num w:numId="11" w16cid:durableId="1675961045">
-    <w:abstractNumId w:val="17"/>
-  </w:num>
-  <w:num w:numId="12" w16cid:durableId="1594316116">
-    <w:abstractNumId w:val="20"/>
-  </w:num>
-  <w:num w:numId="13" w16cid:durableId="1909341660">
-    <w:abstractNumId w:val="11"/>
-  </w:num>
-  <w:num w:numId="14" w16cid:durableId="1829786567">
-    <w:abstractNumId w:val="15"/>
-  </w:num>
-  <w:num w:numId="15" w16cid:durableId="2120907225">
-    <w:abstractNumId w:val="10"/>
-  </w:num>
-  <w:num w:numId="16" w16cid:durableId="1199855421">
-    <w:abstractNumId w:val="12"/>
-  </w:num>
-  <w:num w:numId="17" w16cid:durableId="986008220">
-    <w:abstractNumId w:val="23"/>
-  </w:num>
-  <w:num w:numId="18" w16cid:durableId="366151521">
+  <w:num w:numId="25" w16cid:durableId="712072150">
     <w:abstractNumId w:val="19"/>
   </w:num>
-  <w:num w:numId="19" w16cid:durableId="1649245534">
-    <w:abstractNumId w:val="8"/>
-  </w:num>
-  <w:num w:numId="20" w16cid:durableId="1926526486">
-    <w:abstractNumId w:val="13"/>
-  </w:num>
-  <w:num w:numId="21" w16cid:durableId="832648429">
-    <w:abstractNumId w:val="22"/>
-  </w:num>
-  <w:num w:numId="22" w16cid:durableId="216943372">
-    <w:abstractNumId w:val="6"/>
-  </w:num>
-  <w:num w:numId="23" w16cid:durableId="642009762">
+  <w:num w:numId="26" w16cid:durableId="1810703975">
     <w:abstractNumId w:val="14"/>
   </w:num>
-  <w:num w:numId="24" w16cid:durableId="1353074358">
+  <w:num w:numId="27" w16cid:durableId="1577740964">
     <w:abstractNumId w:val="0"/>
   </w:num>
 </w:numbering>
